--- a/public/labs/os/kmp-24/ЛР1_ОС_Робота_в_середовищі_ОС_Windows.docx
+++ b/public/labs/os/kmp-24/ЛР1_ОС_Робота_в_середовищі_ОС_Windows.docx
@@ -1422,101 +1422,108 @@
     <w:p>
       <w:pPr>
         <w:pStyle w:val="SourceCode"/>
-      </w:pPr>
-      <w:r>
-        <w:rPr>
-          <w:rStyle w:val="VerbatimChar"/>
-        </w:rPr>
+        <w:spacing w:before="120" w:after="0" w:line="200" w:lineRule="auto"/>
+      </w:pPr>
+      <w:r>
         <w:t xml:space="preserve">C:\Users\Student&gt; ver</w:t>
       </w:r>
-      <w:r>
-        <w:br/>
-      </w:r>
-      <w:r>
-        <w:rPr>
-          <w:rStyle w:val="VerbatimChar"/>
-        </w:rPr>
+    </w:p>
+    <w:p>
+      <w:pPr>
+        <w:pStyle w:val="SourceCode"/>
+        <w:spacing w:before="0" w:after="0" w:line="200" w:lineRule="auto"/>
+      </w:pPr>
+      <w:r>
         <w:t xml:space="preserve">Microsoft Windows [Version 10.0.22631.4460]</w:t>
       </w:r>
-      <w:r>
-        <w:br/>
-      </w:r>
-      <w:r>
-        <w:br/>
-      </w:r>
-      <w:r>
-        <w:rPr>
-          <w:rStyle w:val="VerbatimChar"/>
-        </w:rPr>
+    </w:p>
+    <w:p>
+      <w:pPr>
+        <w:pStyle w:val="SourceCode"/>
+        <w:spacing w:before="0" w:after="0" w:line="200" w:lineRule="auto"/>
+      </w:pPr>
+    </w:p>
+    <w:p>
+      <w:pPr>
+        <w:pStyle w:val="SourceCode"/>
+        <w:spacing w:before="0" w:after="0" w:line="200" w:lineRule="auto"/>
+      </w:pPr>
+      <w:r>
         <w:t xml:space="preserve">C:\Users\Student&gt; hostname</w:t>
       </w:r>
-      <w:r>
-        <w:br/>
-      </w:r>
-      <w:r>
-        <w:rPr>
-          <w:rStyle w:val="VerbatimChar"/>
-        </w:rPr>
+    </w:p>
+    <w:p>
+      <w:pPr>
+        <w:pStyle w:val="SourceCode"/>
+        <w:spacing w:before="0" w:after="0" w:line="200" w:lineRule="auto"/>
+      </w:pPr>
+      <w:r>
         <w:t xml:space="preserve">LAB-PC-14</w:t>
       </w:r>
-      <w:r>
-        <w:br/>
-      </w:r>
-      <w:r>
-        <w:br/>
-      </w:r>
-      <w:r>
-        <w:rPr>
-          <w:rStyle w:val="VerbatimChar"/>
-        </w:rPr>
+    </w:p>
+    <w:p>
+      <w:pPr>
+        <w:pStyle w:val="SourceCode"/>
+        <w:spacing w:before="0" w:after="0" w:line="200" w:lineRule="auto"/>
+      </w:pPr>
+    </w:p>
+    <w:p>
+      <w:pPr>
+        <w:pStyle w:val="SourceCode"/>
+        <w:spacing w:before="0" w:after="0" w:line="200" w:lineRule="auto"/>
+      </w:pPr>
+      <w:r>
         <w:t xml:space="preserve">C:\Users\Student&gt; whoami</w:t>
       </w:r>
-      <w:r>
-        <w:br/>
-      </w:r>
-      <w:r>
-        <w:rPr>
-          <w:rStyle w:val="VerbatimChar"/>
-        </w:rPr>
+    </w:p>
+    <w:p>
+      <w:pPr>
+        <w:pStyle w:val="SourceCode"/>
+        <w:spacing w:before="0" w:after="0" w:line="200" w:lineRule="auto"/>
+      </w:pPr>
+      <w:r>
         <w:t xml:space="preserve">lab-pc-14\student</w:t>
       </w:r>
-      <w:r>
-        <w:br/>
-      </w:r>
-      <w:r>
-        <w:br/>
-      </w:r>
-      <w:r>
-        <w:rPr>
-          <w:rStyle w:val="VerbatimChar"/>
-        </w:rPr>
+    </w:p>
+    <w:p>
+      <w:pPr>
+        <w:pStyle w:val="SourceCode"/>
+        <w:spacing w:before="0" w:after="0" w:line="200" w:lineRule="auto"/>
+      </w:pPr>
+    </w:p>
+    <w:p>
+      <w:pPr>
+        <w:pStyle w:val="SourceCode"/>
+        <w:spacing w:before="0" w:after="0" w:line="200" w:lineRule="auto"/>
+      </w:pPr>
+      <w:r>
         <w:t xml:space="preserve">C:\Users\Student&gt; systeminfo | findstr /c:"OS Name" /c:"OS Version" /c:"System Type"</w:t>
       </w:r>
-      <w:r>
-        <w:br/>
-      </w:r>
-      <w:r>
-        <w:rPr>
-          <w:rStyle w:val="VerbatimChar"/>
-        </w:rPr>
+    </w:p>
+    <w:p>
+      <w:pPr>
+        <w:pStyle w:val="SourceCode"/>
+        <w:spacing w:before="0" w:after="0" w:line="200" w:lineRule="auto"/>
+      </w:pPr>
+      <w:r>
         <w:t xml:space="preserve">OS Name:                   Microsoft Windows 11 Pro</w:t>
       </w:r>
-      <w:r>
-        <w:br/>
-      </w:r>
-      <w:r>
-        <w:rPr>
-          <w:rStyle w:val="VerbatimChar"/>
-        </w:rPr>
+    </w:p>
+    <w:p>
+      <w:pPr>
+        <w:pStyle w:val="SourceCode"/>
+        <w:spacing w:before="0" w:after="0" w:line="200" w:lineRule="auto"/>
+      </w:pPr>
+      <w:r>
         <w:t xml:space="preserve">OS Version:                10.0.22631 N/A Build 22631</w:t>
       </w:r>
-      <w:r>
-        <w:br/>
-      </w:r>
-      <w:r>
-        <w:rPr>
-          <w:rStyle w:val="VerbatimChar"/>
-        </w:rPr>
+    </w:p>
+    <w:p>
+      <w:pPr>
+        <w:pStyle w:val="SourceCode"/>
+        <w:spacing w:before="0" w:after="120" w:line="200" w:lineRule="auto"/>
+      </w:pPr>
+      <w:r>
         <w:t xml:space="preserve">System Type:               x64-based PC</w:t>
       </w:r>
     </w:p>
@@ -1610,62 +1617,66 @@
     <w:p>
       <w:pPr>
         <w:pStyle w:val="SourceCode"/>
-      </w:pPr>
-      <w:r>
-        <w:rPr>
-          <w:rStyle w:val="VerbatimChar"/>
-        </w:rPr>
+        <w:spacing w:before="120" w:after="0" w:line="200" w:lineRule="auto"/>
+      </w:pPr>
+      <w:r>
         <w:t xml:space="preserve">C:\Users\Student&gt; echo %USERPROFILE%</w:t>
       </w:r>
-      <w:r>
-        <w:br/>
-      </w:r>
-      <w:r>
-        <w:rPr>
-          <w:rStyle w:val="VerbatimChar"/>
-        </w:rPr>
+    </w:p>
+    <w:p>
+      <w:pPr>
+        <w:pStyle w:val="SourceCode"/>
+        <w:spacing w:before="0" w:after="0" w:line="200" w:lineRule="auto"/>
+      </w:pPr>
+      <w:r>
         <w:t xml:space="preserve">C:\Users\Student</w:t>
       </w:r>
-      <w:r>
-        <w:br/>
-      </w:r>
-      <w:r>
-        <w:br/>
-      </w:r>
-      <w:r>
-        <w:rPr>
-          <w:rStyle w:val="VerbatimChar"/>
-        </w:rPr>
+    </w:p>
+    <w:p>
+      <w:pPr>
+        <w:pStyle w:val="SourceCode"/>
+        <w:spacing w:before="0" w:after="0" w:line="200" w:lineRule="auto"/>
+      </w:pPr>
+    </w:p>
+    <w:p>
+      <w:pPr>
+        <w:pStyle w:val="SourceCode"/>
+        <w:spacing w:before="0" w:after="0" w:line="200" w:lineRule="auto"/>
+      </w:pPr>
+      <w:r>
         <w:t xml:space="preserve">C:\Users\Student&gt; echo %SystemRoot%</w:t>
       </w:r>
-      <w:r>
-        <w:br/>
-      </w:r>
-      <w:r>
-        <w:rPr>
-          <w:rStyle w:val="VerbatimChar"/>
-        </w:rPr>
+    </w:p>
+    <w:p>
+      <w:pPr>
+        <w:pStyle w:val="SourceCode"/>
+        <w:spacing w:before="0" w:after="0" w:line="200" w:lineRule="auto"/>
+      </w:pPr>
+      <w:r>
         <w:t xml:space="preserve">C:\WINDOWS</w:t>
       </w:r>
-      <w:r>
-        <w:br/>
-      </w:r>
-      <w:r>
-        <w:br/>
-      </w:r>
-      <w:r>
-        <w:rPr>
-          <w:rStyle w:val="VerbatimChar"/>
-        </w:rPr>
+    </w:p>
+    <w:p>
+      <w:pPr>
+        <w:pStyle w:val="SourceCode"/>
+        <w:spacing w:before="0" w:after="0" w:line="200" w:lineRule="auto"/>
+      </w:pPr>
+    </w:p>
+    <w:p>
+      <w:pPr>
+        <w:pStyle w:val="SourceCode"/>
+        <w:spacing w:before="0" w:after="0" w:line="200" w:lineRule="auto"/>
+      </w:pPr>
+      <w:r>
         <w:t xml:space="preserve">C:\Users\Student&gt; set | find /c "="</w:t>
       </w:r>
-      <w:r>
-        <w:br/>
-      </w:r>
-      <w:r>
-        <w:rPr>
-          <w:rStyle w:val="VerbatimChar"/>
-        </w:rPr>
+    </w:p>
+    <w:p>
+      <w:pPr>
+        <w:pStyle w:val="SourceCode"/>
+        <w:spacing w:before="0" w:after="120" w:line="200" w:lineRule="auto"/>
+      </w:pPr>
+      <w:r>
         <w:t xml:space="preserve">58</w:t>
       </w:r>
     </w:p>
@@ -1682,176 +1693,186 @@
     <w:p>
       <w:pPr>
         <w:pStyle w:val="SourceCode"/>
-      </w:pPr>
-      <w:r>
-        <w:rPr>
-          <w:rStyle w:val="VerbatimChar"/>
-        </w:rPr>
+        <w:spacing w:before="120" w:after="0" w:line="200" w:lineRule="auto"/>
+      </w:pPr>
+      <w:r>
         <w:t xml:space="preserve">C:\Users\Student&gt; cd %USERPROFILE%\Desktop</w:t>
       </w:r>
-      <w:r>
-        <w:br/>
-      </w:r>
-      <w:r>
-        <w:rPr>
-          <w:rStyle w:val="VerbatimChar"/>
-        </w:rPr>
+    </w:p>
+    <w:p>
+      <w:pPr>
+        <w:pStyle w:val="SourceCode"/>
+        <w:spacing w:before="0" w:after="0" w:line="200" w:lineRule="auto"/>
+      </w:pPr>
+      <w:r>
         <w:t xml:space="preserve">C:\Users\Student\Desktop&gt; md LAB1\src LAB1\docs LAB1\logs</w:t>
       </w:r>
-      <w:r>
-        <w:br/>
-      </w:r>
-      <w:r>
-        <w:rPr>
-          <w:rStyle w:val="VerbatimChar"/>
-        </w:rPr>
+    </w:p>
+    <w:p>
+      <w:pPr>
+        <w:pStyle w:val="SourceCode"/>
+        <w:spacing w:before="0" w:after="0" w:line="200" w:lineRule="auto"/>
+      </w:pPr>
+      <w:r>
         <w:t xml:space="preserve">C:\Users\Student\Desktop&gt; cd LAB1</w:t>
       </w:r>
-      <w:r>
-        <w:br/>
-      </w:r>
-      <w:r>
-        <w:br/>
-      </w:r>
-      <w:r>
-        <w:rPr>
-          <w:rStyle w:val="VerbatimChar"/>
-        </w:rPr>
+    </w:p>
+    <w:p>
+      <w:pPr>
+        <w:pStyle w:val="SourceCode"/>
+        <w:spacing w:before="0" w:after="0" w:line="200" w:lineRule="auto"/>
+      </w:pPr>
+    </w:p>
+    <w:p>
+      <w:pPr>
+        <w:pStyle w:val="SourceCode"/>
+        <w:spacing w:before="0" w:after="0" w:line="200" w:lineRule="auto"/>
+      </w:pPr>
+      <w:r>
         <w:t xml:space="preserve">C:\...\LAB1&gt; echo Lab work 1, OS course &gt; docs\readme.txt</w:t>
       </w:r>
-      <w:r>
-        <w:br/>
-      </w:r>
-      <w:r>
-        <w:rPr>
-          <w:rStyle w:val="VerbatimChar"/>
-        </w:rPr>
+    </w:p>
+    <w:p>
+      <w:pPr>
+        <w:pStyle w:val="SourceCode"/>
+        <w:spacing w:before="0" w:after="0" w:line="200" w:lineRule="auto"/>
+      </w:pPr>
+      <w:r>
         <w:t xml:space="preserve">C:\...\LAB1&gt; systeminfo &gt; logs\system.txt</w:t>
       </w:r>
-      <w:r>
-        <w:br/>
-      </w:r>
-      <w:r>
-        <w:rPr>
-          <w:rStyle w:val="VerbatimChar"/>
-        </w:rPr>
+    </w:p>
+    <w:p>
+      <w:pPr>
+        <w:pStyle w:val="SourceCode"/>
+        <w:spacing w:before="0" w:after="0" w:line="200" w:lineRule="auto"/>
+      </w:pPr>
+      <w:r>
         <w:t xml:space="preserve">C:\...\LAB1&gt; attrib +h logs\system.txt</w:t>
       </w:r>
-      <w:r>
-        <w:br/>
-      </w:r>
-      <w:r>
-        <w:br/>
-      </w:r>
-      <w:r>
-        <w:rPr>
-          <w:rStyle w:val="VerbatimChar"/>
-        </w:rPr>
+    </w:p>
+    <w:p>
+      <w:pPr>
+        <w:pStyle w:val="SourceCode"/>
+        <w:spacing w:before="0" w:after="0" w:line="200" w:lineRule="auto"/>
+      </w:pPr>
+    </w:p>
+    <w:p>
+      <w:pPr>
+        <w:pStyle w:val="SourceCode"/>
+        <w:spacing w:before="0" w:after="0" w:line="200" w:lineRule="auto"/>
+      </w:pPr>
+      <w:r>
         <w:t xml:space="preserve">C:\...\LAB1&gt; dir</w:t>
       </w:r>
-      <w:r>
-        <w:br/>
-      </w:r>
-      <w:r>
-        <w:rPr>
-          <w:rStyle w:val="VerbatimChar"/>
-        </w:rPr>
+    </w:p>
+    <w:p>
+      <w:pPr>
+        <w:pStyle w:val="SourceCode"/>
+        <w:spacing w:before="0" w:after="0" w:line="200" w:lineRule="auto"/>
+      </w:pPr>
+      <w:r>
         <w:t xml:space="preserve"> &lt;DIR&gt;          docs</w:t>
       </w:r>
-      <w:r>
-        <w:br/>
-      </w:r>
-      <w:r>
-        <w:rPr>
-          <w:rStyle w:val="VerbatimChar"/>
-        </w:rPr>
+    </w:p>
+    <w:p>
+      <w:pPr>
+        <w:pStyle w:val="SourceCode"/>
+        <w:spacing w:before="0" w:after="0" w:line="200" w:lineRule="auto"/>
+      </w:pPr>
+      <w:r>
         <w:t xml:space="preserve"> &lt;DIR&gt;          logs</w:t>
       </w:r>
-      <w:r>
-        <w:br/>
-      </w:r>
-      <w:r>
-        <w:rPr>
-          <w:rStyle w:val="VerbatimChar"/>
-        </w:rPr>
+    </w:p>
+    <w:p>
+      <w:pPr>
+        <w:pStyle w:val="SourceCode"/>
+        <w:spacing w:before="0" w:after="0" w:line="200" w:lineRule="auto"/>
+      </w:pPr>
+      <w:r>
         <w:t xml:space="preserve"> &lt;DIR&gt;          src</w:t>
       </w:r>
-      <w:r>
-        <w:br/>
-      </w:r>
-      <w:r>
-        <w:br/>
-      </w:r>
-      <w:r>
-        <w:rPr>
-          <w:rStyle w:val="VerbatimChar"/>
-        </w:rPr>
+    </w:p>
+    <w:p>
+      <w:pPr>
+        <w:pStyle w:val="SourceCode"/>
+        <w:spacing w:before="0" w:after="0" w:line="200" w:lineRule="auto"/>
+      </w:pPr>
+    </w:p>
+    <w:p>
+      <w:pPr>
+        <w:pStyle w:val="SourceCode"/>
+        <w:spacing w:before="0" w:after="0" w:line="200" w:lineRule="auto"/>
+      </w:pPr>
+      <w:r>
         <w:t xml:space="preserve">C:\...\LAB1&gt; dir /a:h /s system.txt</w:t>
       </w:r>
-      <w:r>
-        <w:br/>
-      </w:r>
-      <w:r>
-        <w:br/>
-      </w:r>
-      <w:r>
-        <w:rPr>
-          <w:rStyle w:val="VerbatimChar"/>
-        </w:rPr>
+    </w:p>
+    <w:p>
+      <w:pPr>
+        <w:pStyle w:val="SourceCode"/>
+        <w:spacing w:before="0" w:after="0" w:line="200" w:lineRule="auto"/>
+      </w:pPr>
+    </w:p>
+    <w:p>
+      <w:pPr>
+        <w:pStyle w:val="SourceCode"/>
+        <w:spacing w:before="0" w:after="0" w:line="200" w:lineRule="auto"/>
+      </w:pPr>
+      <w:r>
         <w:t xml:space="preserve">C:\...\LAB1&gt; tree /f</w:t>
       </w:r>
-      <w:r>
-        <w:br/>
-      </w:r>
-      <w:r>
-        <w:rPr>
-          <w:rStyle w:val="VerbatimChar"/>
-        </w:rPr>
+    </w:p>
+    <w:p>
+      <w:pPr>
+        <w:pStyle w:val="SourceCode"/>
+        <w:spacing w:before="0" w:after="0" w:line="200" w:lineRule="auto"/>
+      </w:pPr>
+      <w:r>
         <w:t xml:space="preserve">LAB1</w:t>
       </w:r>
-      <w:r>
-        <w:br/>
-      </w:r>
-      <w:r>
-        <w:rPr>
-          <w:rStyle w:val="VerbatimChar"/>
-        </w:rPr>
+    </w:p>
+    <w:p>
+      <w:pPr>
+        <w:pStyle w:val="SourceCode"/>
+        <w:spacing w:before="0" w:after="0" w:line="200" w:lineRule="auto"/>
+      </w:pPr>
+      <w:r>
         <w:t xml:space="preserve">├───docs</w:t>
       </w:r>
-      <w:r>
-        <w:br/>
-      </w:r>
-      <w:r>
-        <w:rPr>
-          <w:rStyle w:val="VerbatimChar"/>
-        </w:rPr>
+    </w:p>
+    <w:p>
+      <w:pPr>
+        <w:pStyle w:val="SourceCode"/>
+        <w:spacing w:before="0" w:after="0" w:line="200" w:lineRule="auto"/>
+      </w:pPr>
+      <w:r>
         <w:t xml:space="preserve">│       readme.txt</w:t>
       </w:r>
-      <w:r>
-        <w:br/>
-      </w:r>
-      <w:r>
-        <w:rPr>
-          <w:rStyle w:val="VerbatimChar"/>
-        </w:rPr>
+    </w:p>
+    <w:p>
+      <w:pPr>
+        <w:pStyle w:val="SourceCode"/>
+        <w:spacing w:before="0" w:after="0" w:line="200" w:lineRule="auto"/>
+      </w:pPr>
+      <w:r>
         <w:t xml:space="preserve">├───logs</w:t>
       </w:r>
-      <w:r>
-        <w:br/>
-      </w:r>
-      <w:r>
-        <w:rPr>
-          <w:rStyle w:val="VerbatimChar"/>
-        </w:rPr>
+    </w:p>
+    <w:p>
+      <w:pPr>
+        <w:pStyle w:val="SourceCode"/>
+        <w:spacing w:before="0" w:after="0" w:line="200" w:lineRule="auto"/>
+      </w:pPr>
+      <w:r>
         <w:t xml:space="preserve">│       system.txt</w:t>
       </w:r>
-      <w:r>
-        <w:br/>
-      </w:r>
-      <w:r>
-        <w:rPr>
-          <w:rStyle w:val="VerbatimChar"/>
-        </w:rPr>
+    </w:p>
+    <w:p>
+      <w:pPr>
+        <w:pStyle w:val="SourceCode"/>
+        <w:spacing w:before="0" w:after="120" w:line="200" w:lineRule="auto"/>
+      </w:pPr>
+      <w:r>
         <w:t xml:space="preserve">└───src</w:t>
       </w:r>
     </w:p>
@@ -1948,127 +1969,129 @@
     <w:p>
       <w:pPr>
         <w:pStyle w:val="SourceCode"/>
-      </w:pPr>
-      <w:r>
-        <w:rPr>
-          <w:rStyle w:val="VerbatimChar"/>
-        </w:rPr>
+        <w:spacing w:before="120" w:after="0" w:line="200" w:lineRule="auto"/>
+      </w:pPr>
+      <w:r>
         <w:t xml:space="preserve">C:\...\LAB1&gt; tasklist | findstr /i "notepad"</w:t>
       </w:r>
-      <w:r>
-        <w:br/>
-      </w:r>
-      <w:r>
-        <w:rPr>
-          <w:rStyle w:val="VerbatimChar"/>
-        </w:rPr>
+    </w:p>
+    <w:p>
+      <w:pPr>
+        <w:pStyle w:val="SourceCode"/>
+        <w:spacing w:before="0" w:after="0" w:line="200" w:lineRule="auto"/>
+      </w:pPr>
+      <w:r>
         <w:t xml:space="preserve">notepad.exe                   8124 Console                    1     14 236 KB</w:t>
       </w:r>
-      <w:r>
-        <w:br/>
-      </w:r>
-      <w:r>
-        <w:br/>
-      </w:r>
-      <w:r>
-        <w:rPr>
-          <w:rStyle w:val="VerbatimChar"/>
-        </w:rPr>
+    </w:p>
+    <w:p>
+      <w:pPr>
+        <w:pStyle w:val="SourceCode"/>
+        <w:spacing w:before="0" w:after="0" w:line="200" w:lineRule="auto"/>
+      </w:pPr>
+    </w:p>
+    <w:p>
+      <w:pPr>
+        <w:pStyle w:val="SourceCode"/>
+        <w:spacing w:before="0" w:after="0" w:line="200" w:lineRule="auto"/>
+      </w:pPr>
+      <w:r>
         <w:t xml:space="preserve">C:\...\LAB1&gt; taskkill /pid 8124</w:t>
       </w:r>
-      <w:r>
-        <w:br/>
-      </w:r>
-      <w:r>
-        <w:rPr>
-          <w:rStyle w:val="VerbatimChar"/>
-        </w:rPr>
+    </w:p>
+    <w:p>
+      <w:pPr>
+        <w:pStyle w:val="SourceCode"/>
+        <w:spacing w:before="0" w:after="120" w:line="200" w:lineRule="auto"/>
+      </w:pPr>
+      <w:r>
         <w:t xml:space="preserve">SUCCESS: Sent termination signal to the process with PID 8124.</w:t>
       </w:r>
     </w:p>
     <w:p>
       <w:pPr>
         <w:pStyle w:val="SourceCode"/>
-      </w:pPr>
-      <w:r>
-        <w:rPr>
-          <w:rStyle w:val="VerbatimChar"/>
-        </w:rPr>
+        <w:spacing w:before="120" w:after="0" w:line="200" w:lineRule="auto"/>
+      </w:pPr>
+      <w:r>
         <w:t xml:space="preserve">PS C:\...\LAB1&gt; Get-Process | Sort-Object WorkingSet -Descending |</w:t>
       </w:r>
-      <w:r>
-        <w:br/>
-      </w:r>
-      <w:r>
-        <w:rPr>
-          <w:rStyle w:val="VerbatimChar"/>
-        </w:rPr>
+    </w:p>
+    <w:p>
+      <w:pPr>
+        <w:pStyle w:val="SourceCode"/>
+        <w:spacing w:before="0" w:after="0" w:line="200" w:lineRule="auto"/>
+      </w:pPr>
+      <w:r>
         <w:t xml:space="preserve">&gt;&gt; Select-Object -First 5 Name, @{N='MB';E={[math]::Round($_.WorkingSet/1MB)}}</w:t>
       </w:r>
-      <w:r>
-        <w:br/>
-      </w:r>
-      <w:r>
-        <w:br/>
-      </w:r>
-      <w:r>
-        <w:rPr>
-          <w:rStyle w:val="VerbatimChar"/>
-        </w:rPr>
+    </w:p>
+    <w:p>
+      <w:pPr>
+        <w:pStyle w:val="SourceCode"/>
+        <w:spacing w:before="0" w:after="0" w:line="200" w:lineRule="auto"/>
+      </w:pPr>
+    </w:p>
+    <w:p>
+      <w:pPr>
+        <w:pStyle w:val="SourceCode"/>
+        <w:spacing w:before="0" w:after="0" w:line="200" w:lineRule="auto"/>
+      </w:pPr>
+      <w:r>
         <w:t xml:space="preserve">Name                 MB</w:t>
       </w:r>
-      <w:r>
-        <w:br/>
-      </w:r>
-      <w:r>
-        <w:rPr>
-          <w:rStyle w:val="VerbatimChar"/>
-        </w:rPr>
+    </w:p>
+    <w:p>
+      <w:pPr>
+        <w:pStyle w:val="SourceCode"/>
+        <w:spacing w:before="0" w:after="0" w:line="200" w:lineRule="auto"/>
+      </w:pPr>
+      <w:r>
         <w:t xml:space="preserve">----                 --</w:t>
       </w:r>
-      <w:r>
-        <w:br/>
-      </w:r>
-      <w:r>
-        <w:rPr>
-          <w:rStyle w:val="VerbatimChar"/>
-        </w:rPr>
+    </w:p>
+    <w:p>
+      <w:pPr>
+        <w:pStyle w:val="SourceCode"/>
+        <w:spacing w:before="0" w:after="0" w:line="200" w:lineRule="auto"/>
+      </w:pPr>
+      <w:r>
         <w:t xml:space="preserve">Memory Compression  612</w:t>
       </w:r>
-      <w:r>
-        <w:br/>
-      </w:r>
-      <w:r>
-        <w:rPr>
-          <w:rStyle w:val="VerbatimChar"/>
-        </w:rPr>
+    </w:p>
+    <w:p>
+      <w:pPr>
+        <w:pStyle w:val="SourceCode"/>
+        <w:spacing w:before="0" w:after="0" w:line="200" w:lineRule="auto"/>
+      </w:pPr>
+      <w:r>
         <w:t xml:space="preserve">chrome              488</w:t>
       </w:r>
-      <w:r>
-        <w:br/>
-      </w:r>
-      <w:r>
-        <w:rPr>
-          <w:rStyle w:val="VerbatimChar"/>
-        </w:rPr>
+    </w:p>
+    <w:p>
+      <w:pPr>
+        <w:pStyle w:val="SourceCode"/>
+        <w:spacing w:before="0" w:after="0" w:line="200" w:lineRule="auto"/>
+      </w:pPr>
+      <w:r>
         <w:t xml:space="preserve">Code                351</w:t>
       </w:r>
-      <w:r>
-        <w:br/>
-      </w:r>
-      <w:r>
-        <w:rPr>
-          <w:rStyle w:val="VerbatimChar"/>
-        </w:rPr>
+    </w:p>
+    <w:p>
+      <w:pPr>
+        <w:pStyle w:val="SourceCode"/>
+        <w:spacing w:before="0" w:after="0" w:line="200" w:lineRule="auto"/>
+      </w:pPr>
+      <w:r>
         <w:t xml:space="preserve">explorer            142</w:t>
       </w:r>
-      <w:r>
-        <w:br/>
-      </w:r>
-      <w:r>
-        <w:rPr>
-          <w:rStyle w:val="VerbatimChar"/>
-        </w:rPr>
+    </w:p>
+    <w:p>
+      <w:pPr>
+        <w:pStyle w:val="SourceCode"/>
+        <w:spacing w:before="0" w:after="120" w:line="200" w:lineRule="auto"/>
+      </w:pPr>
+      <w:r>
         <w:t xml:space="preserve">SearchHost           98</w:t>
       </w:r>
     </w:p>
@@ -2204,11 +2227,9 @@
     <w:p>
       <w:pPr>
         <w:pStyle w:val="SourceCode"/>
-      </w:pPr>
-      <w:r>
-        <w:rPr>
-          <w:rStyle w:val="VerbatimChar"/>
-        </w:rPr>
+        <w:spacing w:before="120" w:after="120" w:line="200" w:lineRule="auto"/>
+      </w:pPr>
+      <w:r>
         <w:t xml:space="preserve">C:\...\LAB1&gt; dir C:\Windows /s &gt; logs\allfiles.txt</w:t>
       </w:r>
     </w:p>
@@ -5520,15 +5541,8 @@
     <w:basedOn w:val="Normal"/>
     <w:qFormat/>
     <w:pPr>
-      <w:pBdr>
-        <w:top w:color="BFBFBF" w:space="4" w:sz="4" w:val="single"/>
-        <w:left w:color="BFBFBF" w:space="4" w:sz="4" w:val="single"/>
-        <w:bottom w:color="BFBFBF" w:space="4" w:sz="4" w:val="single"/>
-        <w:right w:color="BFBFBF" w:space="4" w:sz="4" w:val="single"/>
-      </w:pBdr>
-      <w:shd w:color="auto" w:fill="F4F4F4" w:val="clear"/>
       <w:spacing w:after="120" w:before="120" w:line="200" w:lineRule="auto"/>
-      <w:ind w:firstLine="0" w:left="284" w:right="284"/>
+      <w:ind w:hanging="340" w:left="340" w:right="0"/>
       <w:jc w:val="left"/>
     </w:pPr>
     <w:rPr>

--- a/public/labs/os/kmp-24/ЛР1_ОС_Робота_в_середовищі_ОС_Windows.docx
+++ b/public/labs/os/kmp-24/ЛР1_ОС_Робота_в_середовищі_ОС_Windows.docx
@@ -1421,111 +1421,160 @@
     </w:p>
     <w:p>
       <w:pPr>
-        <w:pStyle w:val="SourceCode"/>
-        <w:spacing w:before="120" w:after="0" w:line="200" w:lineRule="auto"/>
-      </w:pPr>
-      <w:r>
-        <w:t xml:space="preserve">C:\Users\Student&gt; ver</w:t>
-      </w:r>
-    </w:p>
-    <w:p>
-      <w:pPr>
-        <w:pStyle w:val="SourceCode"/>
-        <w:spacing w:before="0" w:after="0" w:line="200" w:lineRule="auto"/>
-      </w:pPr>
-      <w:r>
-        <w:t xml:space="preserve">Microsoft Windows [Version 10.0.22631.4460]</w:t>
-      </w:r>
-    </w:p>
-    <w:p>
-      <w:pPr>
-        <w:pStyle w:val="SourceCode"/>
-        <w:spacing w:before="0" w:after="0" w:line="200" w:lineRule="auto"/>
-      </w:pPr>
-    </w:p>
-    <w:p>
-      <w:pPr>
-        <w:pStyle w:val="SourceCode"/>
-        <w:spacing w:before="0" w:after="0" w:line="200" w:lineRule="auto"/>
-      </w:pPr>
-      <w:r>
-        <w:t xml:space="preserve">C:\Users\Student&gt; hostname</w:t>
-      </w:r>
-    </w:p>
-    <w:p>
-      <w:pPr>
-        <w:pStyle w:val="SourceCode"/>
-        <w:spacing w:before="0" w:after="0" w:line="200" w:lineRule="auto"/>
-      </w:pPr>
-      <w:r>
-        <w:t xml:space="preserve">LAB-PC-14</w:t>
-      </w:r>
-    </w:p>
-    <w:p>
-      <w:pPr>
-        <w:pStyle w:val="SourceCode"/>
-        <w:spacing w:before="0" w:after="0" w:line="200" w:lineRule="auto"/>
-      </w:pPr>
-    </w:p>
-    <w:p>
-      <w:pPr>
-        <w:pStyle w:val="SourceCode"/>
-        <w:spacing w:before="0" w:after="0" w:line="200" w:lineRule="auto"/>
-      </w:pPr>
-      <w:r>
-        <w:t xml:space="preserve">C:\Users\Student&gt; whoami</w:t>
-      </w:r>
-    </w:p>
-    <w:p>
-      <w:pPr>
-        <w:pStyle w:val="SourceCode"/>
-        <w:spacing w:before="0" w:after="0" w:line="200" w:lineRule="auto"/>
-      </w:pPr>
-      <w:r>
-        <w:t xml:space="preserve">lab-pc-14\student</w:t>
-      </w:r>
-    </w:p>
-    <w:p>
-      <w:pPr>
-        <w:pStyle w:val="SourceCode"/>
-        <w:spacing w:before="0" w:after="0" w:line="200" w:lineRule="auto"/>
-      </w:pPr>
-    </w:p>
-    <w:p>
-      <w:pPr>
-        <w:pStyle w:val="SourceCode"/>
-        <w:spacing w:before="0" w:after="0" w:line="200" w:lineRule="auto"/>
-      </w:pPr>
-      <w:r>
-        <w:t xml:space="preserve">C:\Users\Student&gt; systeminfo | findstr /c:"OS Name" /c:"OS Version" /c:"System Type"</w:t>
-      </w:r>
-    </w:p>
-    <w:p>
-      <w:pPr>
-        <w:pStyle w:val="SourceCode"/>
-        <w:spacing w:before="0" w:after="0" w:line="200" w:lineRule="auto"/>
-      </w:pPr>
-      <w:r>
-        <w:t xml:space="preserve">OS Name:                   Microsoft Windows 11 Pro</w:t>
-      </w:r>
-    </w:p>
-    <w:p>
-      <w:pPr>
-        <w:pStyle w:val="SourceCode"/>
-        <w:spacing w:before="0" w:after="0" w:line="200" w:lineRule="auto"/>
-      </w:pPr>
-      <w:r>
-        <w:t xml:space="preserve">OS Version:                10.0.22631 N/A Build 22631</w:t>
-      </w:r>
-    </w:p>
-    <w:p>
-      <w:pPr>
-        <w:pStyle w:val="SourceCode"/>
-        <w:spacing w:before="0" w:after="120" w:line="200" w:lineRule="auto"/>
-      </w:pPr>
-      <w:r>
-        <w:t xml:space="preserve">System Type:               x64-based PC</w:t>
-      </w:r>
+        <w:spacing w:before="0" w:after="0" w:line="120" w:lineRule="exact"/>
+        <w:rPr>
+          <w:sz w:val="4"/>
+          <w:szCs w:val="4"/>
+        </w:rPr>
+      </w:pPr>
+    </w:p>
+    <w:tbl>
+      <w:tblPr>
+        <w:tblStyle w:val="SourceCodeTable"/>
+        <w:tblW w:type="dxa" w:w="9637"/>
+        <w:tblInd w:w="0" w:type="dxa"/>
+        <w:tblBorders>
+          <w:top w:color="BFBFBF" w:space="0" w:sz="4" w:val="single"/>
+          <w:left w:color="BFBFBF" w:space="0" w:sz="4" w:val="single"/>
+          <w:bottom w:color="BFBFBF" w:space="0" w:sz="4" w:val="single"/>
+          <w:right w:color="BFBFBF" w:space="0" w:sz="4" w:val="single"/>
+        </w:tblBorders>
+        <w:tblLayout w:type="fixed"/>
+        <w:tblCellMar>
+          <w:top w:type="dxa" w:w="113"/>
+          <w:left w:type="dxa" w:w="113"/>
+          <w:bottom w:type="dxa" w:w="113"/>
+          <w:right w:type="dxa" w:w="113"/>
+        </w:tblCellMar>
+        <w:tblLook w:val="0000" w:firstRow="0" w:lastRow="0" w:firstColumn="0" w:lastColumn="0" w:noHBand="1" w:noVBand="1"/>
+      </w:tblPr>
+      <w:tblGrid>
+        <w:gridCol w:w="9637"/>
+      </w:tblGrid>
+      <w:tr>
+        <w:tc>
+          <w:tcPr>
+            <w:tcW w:type="dxa" w:w="9637"/>
+          </w:tcPr>
+          <w:p>
+            <w:pPr>
+              <w:pStyle w:val="SourceCode"/>
+              <w:spacing w:before="0" w:after="0" w:line="200" w:lineRule="auto"/>
+            </w:pPr>
+            <w:r>
+              <w:t xml:space="preserve">C:\Users\Student&gt; ver</w:t>
+            </w:r>
+          </w:p>
+          <w:p>
+            <w:pPr>
+              <w:pStyle w:val="SourceCode"/>
+              <w:spacing w:before="0" w:after="0" w:line="200" w:lineRule="auto"/>
+            </w:pPr>
+            <w:r>
+              <w:t xml:space="preserve">Microsoft Windows [Version 10.0.22631.4460]</w:t>
+            </w:r>
+          </w:p>
+          <w:p>
+            <w:pPr>
+              <w:pStyle w:val="SourceCode"/>
+              <w:spacing w:before="0" w:after="0" w:line="200" w:lineRule="auto"/>
+            </w:pPr>
+          </w:p>
+          <w:p>
+            <w:pPr>
+              <w:pStyle w:val="SourceCode"/>
+              <w:spacing w:before="0" w:after="0" w:line="200" w:lineRule="auto"/>
+            </w:pPr>
+            <w:r>
+              <w:t xml:space="preserve">C:\Users\Student&gt; hostname</w:t>
+            </w:r>
+          </w:p>
+          <w:p>
+            <w:pPr>
+              <w:pStyle w:val="SourceCode"/>
+              <w:spacing w:before="0" w:after="0" w:line="200" w:lineRule="auto"/>
+            </w:pPr>
+            <w:r>
+              <w:t xml:space="preserve">LAB-PC-14</w:t>
+            </w:r>
+          </w:p>
+          <w:p>
+            <w:pPr>
+              <w:pStyle w:val="SourceCode"/>
+              <w:spacing w:before="0" w:after="0" w:line="200" w:lineRule="auto"/>
+            </w:pPr>
+          </w:p>
+          <w:p>
+            <w:pPr>
+              <w:pStyle w:val="SourceCode"/>
+              <w:spacing w:before="0" w:after="0" w:line="200" w:lineRule="auto"/>
+            </w:pPr>
+            <w:r>
+              <w:t xml:space="preserve">C:\Users\Student&gt; whoami</w:t>
+            </w:r>
+          </w:p>
+          <w:p>
+            <w:pPr>
+              <w:pStyle w:val="SourceCode"/>
+              <w:spacing w:before="0" w:after="0" w:line="200" w:lineRule="auto"/>
+            </w:pPr>
+            <w:r>
+              <w:t xml:space="preserve">lab-pc-14\student</w:t>
+            </w:r>
+          </w:p>
+          <w:p>
+            <w:pPr>
+              <w:pStyle w:val="SourceCode"/>
+              <w:spacing w:before="0" w:after="0" w:line="200" w:lineRule="auto"/>
+            </w:pPr>
+          </w:p>
+          <w:p>
+            <w:pPr>
+              <w:pStyle w:val="SourceCode"/>
+              <w:spacing w:before="0" w:after="0" w:line="200" w:lineRule="auto"/>
+            </w:pPr>
+            <w:r>
+              <w:t xml:space="preserve">C:\Users\Student&gt; systeminfo | findstr /c:"OS Name" /c:"OS Version" /c:"System Type"</w:t>
+            </w:r>
+          </w:p>
+          <w:p>
+            <w:pPr>
+              <w:pStyle w:val="SourceCode"/>
+              <w:spacing w:before="0" w:after="0" w:line="200" w:lineRule="auto"/>
+            </w:pPr>
+            <w:r>
+              <w:t xml:space="preserve">OS Name:                   Microsoft Windows 11 Pro</w:t>
+            </w:r>
+          </w:p>
+          <w:p>
+            <w:pPr>
+              <w:pStyle w:val="SourceCode"/>
+              <w:spacing w:before="0" w:after="0" w:line="200" w:lineRule="auto"/>
+            </w:pPr>
+            <w:r>
+              <w:t xml:space="preserve">OS Version:                10.0.22631 N/A Build 22631</w:t>
+            </w:r>
+          </w:p>
+          <w:p>
+            <w:pPr>
+              <w:pStyle w:val="SourceCode"/>
+              <w:spacing w:before="0" w:after="0" w:line="200" w:lineRule="auto"/>
+            </w:pPr>
+            <w:r>
+              <w:t xml:space="preserve">System Type:               x64-based PC</w:t>
+            </w:r>
+          </w:p>
+        </w:tc>
+      </w:tr>
+    </w:tbl>
+    <w:p>
+      <w:pPr>
+        <w:spacing w:before="0" w:after="0" w:line="120" w:lineRule="exact"/>
+        <w:rPr>
+          <w:sz w:val="4"/>
+          <w:szCs w:val="4"/>
+        </w:rPr>
+      </w:pPr>
     </w:p>
     <w:p>
       <w:pPr>
@@ -1616,69 +1665,118 @@
     </w:p>
     <w:p>
       <w:pPr>
-        <w:pStyle w:val="SourceCode"/>
-        <w:spacing w:before="120" w:after="0" w:line="200" w:lineRule="auto"/>
-      </w:pPr>
-      <w:r>
-        <w:t xml:space="preserve">C:\Users\Student&gt; echo %USERPROFILE%</w:t>
-      </w:r>
-    </w:p>
-    <w:p>
-      <w:pPr>
-        <w:pStyle w:val="SourceCode"/>
-        <w:spacing w:before="0" w:after="0" w:line="200" w:lineRule="auto"/>
-      </w:pPr>
-      <w:r>
-        <w:t xml:space="preserve">C:\Users\Student</w:t>
-      </w:r>
-    </w:p>
-    <w:p>
-      <w:pPr>
-        <w:pStyle w:val="SourceCode"/>
-        <w:spacing w:before="0" w:after="0" w:line="200" w:lineRule="auto"/>
-      </w:pPr>
-    </w:p>
-    <w:p>
-      <w:pPr>
-        <w:pStyle w:val="SourceCode"/>
-        <w:spacing w:before="0" w:after="0" w:line="200" w:lineRule="auto"/>
-      </w:pPr>
-      <w:r>
-        <w:t xml:space="preserve">C:\Users\Student&gt; echo %SystemRoot%</w:t>
-      </w:r>
-    </w:p>
-    <w:p>
-      <w:pPr>
-        <w:pStyle w:val="SourceCode"/>
-        <w:spacing w:before="0" w:after="0" w:line="200" w:lineRule="auto"/>
-      </w:pPr>
-      <w:r>
-        <w:t xml:space="preserve">C:\WINDOWS</w:t>
-      </w:r>
-    </w:p>
-    <w:p>
-      <w:pPr>
-        <w:pStyle w:val="SourceCode"/>
-        <w:spacing w:before="0" w:after="0" w:line="200" w:lineRule="auto"/>
-      </w:pPr>
-    </w:p>
-    <w:p>
-      <w:pPr>
-        <w:pStyle w:val="SourceCode"/>
-        <w:spacing w:before="0" w:after="0" w:line="200" w:lineRule="auto"/>
-      </w:pPr>
-      <w:r>
-        <w:t xml:space="preserve">C:\Users\Student&gt; set | find /c "="</w:t>
-      </w:r>
-    </w:p>
-    <w:p>
-      <w:pPr>
-        <w:pStyle w:val="SourceCode"/>
-        <w:spacing w:before="0" w:after="120" w:line="200" w:lineRule="auto"/>
-      </w:pPr>
-      <w:r>
-        <w:t xml:space="preserve">58</w:t>
-      </w:r>
+        <w:spacing w:before="0" w:after="0" w:line="120" w:lineRule="exact"/>
+        <w:rPr>
+          <w:sz w:val="4"/>
+          <w:szCs w:val="4"/>
+        </w:rPr>
+      </w:pPr>
+    </w:p>
+    <w:tbl>
+      <w:tblPr>
+        <w:tblStyle w:val="SourceCodeTable"/>
+        <w:tblW w:type="dxa" w:w="9637"/>
+        <w:tblInd w:w="0" w:type="dxa"/>
+        <w:tblBorders>
+          <w:top w:color="BFBFBF" w:space="0" w:sz="4" w:val="single"/>
+          <w:left w:color="BFBFBF" w:space="0" w:sz="4" w:val="single"/>
+          <w:bottom w:color="BFBFBF" w:space="0" w:sz="4" w:val="single"/>
+          <w:right w:color="BFBFBF" w:space="0" w:sz="4" w:val="single"/>
+        </w:tblBorders>
+        <w:tblLayout w:type="fixed"/>
+        <w:tblCellMar>
+          <w:top w:type="dxa" w:w="113"/>
+          <w:left w:type="dxa" w:w="113"/>
+          <w:bottom w:type="dxa" w:w="113"/>
+          <w:right w:type="dxa" w:w="113"/>
+        </w:tblCellMar>
+        <w:tblLook w:val="0000" w:firstRow="0" w:lastRow="0" w:firstColumn="0" w:lastColumn="0" w:noHBand="1" w:noVBand="1"/>
+      </w:tblPr>
+      <w:tblGrid>
+        <w:gridCol w:w="9637"/>
+      </w:tblGrid>
+      <w:tr>
+        <w:tc>
+          <w:tcPr>
+            <w:tcW w:type="dxa" w:w="9637"/>
+          </w:tcPr>
+          <w:p>
+            <w:pPr>
+              <w:pStyle w:val="SourceCode"/>
+              <w:spacing w:before="0" w:after="0" w:line="200" w:lineRule="auto"/>
+            </w:pPr>
+            <w:r>
+              <w:t xml:space="preserve">C:\Users\Student&gt; echo %USERPROFILE%</w:t>
+            </w:r>
+          </w:p>
+          <w:p>
+            <w:pPr>
+              <w:pStyle w:val="SourceCode"/>
+              <w:spacing w:before="0" w:after="0" w:line="200" w:lineRule="auto"/>
+            </w:pPr>
+            <w:r>
+              <w:t xml:space="preserve">C:\Users\Student</w:t>
+            </w:r>
+          </w:p>
+          <w:p>
+            <w:pPr>
+              <w:pStyle w:val="SourceCode"/>
+              <w:spacing w:before="0" w:after="0" w:line="200" w:lineRule="auto"/>
+            </w:pPr>
+          </w:p>
+          <w:p>
+            <w:pPr>
+              <w:pStyle w:val="SourceCode"/>
+              <w:spacing w:before="0" w:after="0" w:line="200" w:lineRule="auto"/>
+            </w:pPr>
+            <w:r>
+              <w:t xml:space="preserve">C:\Users\Student&gt; echo %SystemRoot%</w:t>
+            </w:r>
+          </w:p>
+          <w:p>
+            <w:pPr>
+              <w:pStyle w:val="SourceCode"/>
+              <w:spacing w:before="0" w:after="0" w:line="200" w:lineRule="auto"/>
+            </w:pPr>
+            <w:r>
+              <w:t xml:space="preserve">C:\WINDOWS</w:t>
+            </w:r>
+          </w:p>
+          <w:p>
+            <w:pPr>
+              <w:pStyle w:val="SourceCode"/>
+              <w:spacing w:before="0" w:after="0" w:line="200" w:lineRule="auto"/>
+            </w:pPr>
+          </w:p>
+          <w:p>
+            <w:pPr>
+              <w:pStyle w:val="SourceCode"/>
+              <w:spacing w:before="0" w:after="0" w:line="200" w:lineRule="auto"/>
+            </w:pPr>
+            <w:r>
+              <w:t xml:space="preserve">C:\Users\Student&gt; set | find /c "="</w:t>
+            </w:r>
+          </w:p>
+          <w:p>
+            <w:pPr>
+              <w:pStyle w:val="SourceCode"/>
+              <w:spacing w:before="0" w:after="0" w:line="200" w:lineRule="auto"/>
+            </w:pPr>
+            <w:r>
+              <w:t xml:space="preserve">58</w:t>
+            </w:r>
+          </w:p>
+        </w:tc>
+      </w:tr>
+    </w:tbl>
+    <w:p>
+      <w:pPr>
+        <w:spacing w:before="0" w:after="0" w:line="120" w:lineRule="exact"/>
+        <w:rPr>
+          <w:sz w:val="4"/>
+          <w:szCs w:val="4"/>
+        </w:rPr>
+      </w:pPr>
     </w:p>
     <w:bookmarkEnd w:id="18"/>
     <w:bookmarkStart w:id="19" w:name="крок-3.-файлові-операції"/>
@@ -1692,189 +1790,238 @@
     </w:p>
     <w:p>
       <w:pPr>
-        <w:pStyle w:val="SourceCode"/>
-        <w:spacing w:before="120" w:after="0" w:line="200" w:lineRule="auto"/>
-      </w:pPr>
-      <w:r>
-        <w:t xml:space="preserve">C:\Users\Student&gt; cd %USERPROFILE%\Desktop</w:t>
-      </w:r>
-    </w:p>
-    <w:p>
-      <w:pPr>
-        <w:pStyle w:val="SourceCode"/>
-        <w:spacing w:before="0" w:after="0" w:line="200" w:lineRule="auto"/>
-      </w:pPr>
-      <w:r>
-        <w:t xml:space="preserve">C:\Users\Student\Desktop&gt; md LAB1\src LAB1\docs LAB1\logs</w:t>
-      </w:r>
-    </w:p>
-    <w:p>
-      <w:pPr>
-        <w:pStyle w:val="SourceCode"/>
-        <w:spacing w:before="0" w:after="0" w:line="200" w:lineRule="auto"/>
-      </w:pPr>
-      <w:r>
-        <w:t xml:space="preserve">C:\Users\Student\Desktop&gt; cd LAB1</w:t>
-      </w:r>
-    </w:p>
-    <w:p>
-      <w:pPr>
-        <w:pStyle w:val="SourceCode"/>
-        <w:spacing w:before="0" w:after="0" w:line="200" w:lineRule="auto"/>
-      </w:pPr>
-    </w:p>
-    <w:p>
-      <w:pPr>
-        <w:pStyle w:val="SourceCode"/>
-        <w:spacing w:before="0" w:after="0" w:line="200" w:lineRule="auto"/>
-      </w:pPr>
-      <w:r>
-        <w:t xml:space="preserve">C:\...\LAB1&gt; echo Lab work 1, OS course &gt; docs\readme.txt</w:t>
-      </w:r>
-    </w:p>
-    <w:p>
-      <w:pPr>
-        <w:pStyle w:val="SourceCode"/>
-        <w:spacing w:before="0" w:after="0" w:line="200" w:lineRule="auto"/>
-      </w:pPr>
-      <w:r>
-        <w:t xml:space="preserve">C:\...\LAB1&gt; systeminfo &gt; logs\system.txt</w:t>
-      </w:r>
-    </w:p>
-    <w:p>
-      <w:pPr>
-        <w:pStyle w:val="SourceCode"/>
-        <w:spacing w:before="0" w:after="0" w:line="200" w:lineRule="auto"/>
-      </w:pPr>
-      <w:r>
-        <w:t xml:space="preserve">C:\...\LAB1&gt; attrib +h logs\system.txt</w:t>
-      </w:r>
-    </w:p>
-    <w:p>
-      <w:pPr>
-        <w:pStyle w:val="SourceCode"/>
-        <w:spacing w:before="0" w:after="0" w:line="200" w:lineRule="auto"/>
-      </w:pPr>
-    </w:p>
-    <w:p>
-      <w:pPr>
-        <w:pStyle w:val="SourceCode"/>
-        <w:spacing w:before="0" w:after="0" w:line="200" w:lineRule="auto"/>
-      </w:pPr>
-      <w:r>
-        <w:t xml:space="preserve">C:\...\LAB1&gt; dir</w:t>
-      </w:r>
-    </w:p>
-    <w:p>
-      <w:pPr>
-        <w:pStyle w:val="SourceCode"/>
-        <w:spacing w:before="0" w:after="0" w:line="200" w:lineRule="auto"/>
-      </w:pPr>
-      <w:r>
-        <w:t xml:space="preserve"> &lt;DIR&gt;          docs</w:t>
-      </w:r>
-    </w:p>
-    <w:p>
-      <w:pPr>
-        <w:pStyle w:val="SourceCode"/>
-        <w:spacing w:before="0" w:after="0" w:line="200" w:lineRule="auto"/>
-      </w:pPr>
-      <w:r>
-        <w:t xml:space="preserve"> &lt;DIR&gt;          logs</w:t>
-      </w:r>
-    </w:p>
-    <w:p>
-      <w:pPr>
-        <w:pStyle w:val="SourceCode"/>
-        <w:spacing w:before="0" w:after="0" w:line="200" w:lineRule="auto"/>
-      </w:pPr>
-      <w:r>
-        <w:t xml:space="preserve"> &lt;DIR&gt;          src</w:t>
-      </w:r>
-    </w:p>
-    <w:p>
-      <w:pPr>
-        <w:pStyle w:val="SourceCode"/>
-        <w:spacing w:before="0" w:after="0" w:line="200" w:lineRule="auto"/>
-      </w:pPr>
-    </w:p>
-    <w:p>
-      <w:pPr>
-        <w:pStyle w:val="SourceCode"/>
-        <w:spacing w:before="0" w:after="0" w:line="200" w:lineRule="auto"/>
-      </w:pPr>
-      <w:r>
-        <w:t xml:space="preserve">C:\...\LAB1&gt; dir /a:h /s system.txt</w:t>
-      </w:r>
-    </w:p>
-    <w:p>
-      <w:pPr>
-        <w:pStyle w:val="SourceCode"/>
-        <w:spacing w:before="0" w:after="0" w:line="200" w:lineRule="auto"/>
-      </w:pPr>
-    </w:p>
-    <w:p>
-      <w:pPr>
-        <w:pStyle w:val="SourceCode"/>
-        <w:spacing w:before="0" w:after="0" w:line="200" w:lineRule="auto"/>
-      </w:pPr>
-      <w:r>
-        <w:t xml:space="preserve">C:\...\LAB1&gt; tree /f</w:t>
-      </w:r>
-    </w:p>
-    <w:p>
-      <w:pPr>
-        <w:pStyle w:val="SourceCode"/>
-        <w:spacing w:before="0" w:after="0" w:line="200" w:lineRule="auto"/>
-      </w:pPr>
-      <w:r>
-        <w:t xml:space="preserve">LAB1</w:t>
-      </w:r>
-    </w:p>
-    <w:p>
-      <w:pPr>
-        <w:pStyle w:val="SourceCode"/>
-        <w:spacing w:before="0" w:after="0" w:line="200" w:lineRule="auto"/>
-      </w:pPr>
-      <w:r>
-        <w:t xml:space="preserve">├───docs</w:t>
-      </w:r>
-    </w:p>
-    <w:p>
-      <w:pPr>
-        <w:pStyle w:val="SourceCode"/>
-        <w:spacing w:before="0" w:after="0" w:line="200" w:lineRule="auto"/>
-      </w:pPr>
-      <w:r>
-        <w:t xml:space="preserve">│       readme.txt</w:t>
-      </w:r>
-    </w:p>
-    <w:p>
-      <w:pPr>
-        <w:pStyle w:val="SourceCode"/>
-        <w:spacing w:before="0" w:after="0" w:line="200" w:lineRule="auto"/>
-      </w:pPr>
-      <w:r>
-        <w:t xml:space="preserve">├───logs</w:t>
-      </w:r>
-    </w:p>
-    <w:p>
-      <w:pPr>
-        <w:pStyle w:val="SourceCode"/>
-        <w:spacing w:before="0" w:after="0" w:line="200" w:lineRule="auto"/>
-      </w:pPr>
-      <w:r>
-        <w:t xml:space="preserve">│       system.txt</w:t>
-      </w:r>
-    </w:p>
-    <w:p>
-      <w:pPr>
-        <w:pStyle w:val="SourceCode"/>
-        <w:spacing w:before="0" w:after="120" w:line="200" w:lineRule="auto"/>
-      </w:pPr>
-      <w:r>
-        <w:t xml:space="preserve">└───src</w:t>
-      </w:r>
+        <w:spacing w:before="0" w:after="0" w:line="120" w:lineRule="exact"/>
+        <w:rPr>
+          <w:sz w:val="4"/>
+          <w:szCs w:val="4"/>
+        </w:rPr>
+      </w:pPr>
+    </w:p>
+    <w:tbl>
+      <w:tblPr>
+        <w:tblStyle w:val="SourceCodeTable"/>
+        <w:tblW w:type="dxa" w:w="9637"/>
+        <w:tblInd w:w="0" w:type="dxa"/>
+        <w:tblBorders>
+          <w:top w:color="BFBFBF" w:space="0" w:sz="4" w:val="single"/>
+          <w:left w:color="BFBFBF" w:space="0" w:sz="4" w:val="single"/>
+          <w:bottom w:color="BFBFBF" w:space="0" w:sz="4" w:val="single"/>
+          <w:right w:color="BFBFBF" w:space="0" w:sz="4" w:val="single"/>
+        </w:tblBorders>
+        <w:tblLayout w:type="fixed"/>
+        <w:tblCellMar>
+          <w:top w:type="dxa" w:w="113"/>
+          <w:left w:type="dxa" w:w="113"/>
+          <w:bottom w:type="dxa" w:w="113"/>
+          <w:right w:type="dxa" w:w="113"/>
+        </w:tblCellMar>
+        <w:tblLook w:val="0000" w:firstRow="0" w:lastRow="0" w:firstColumn="0" w:lastColumn="0" w:noHBand="1" w:noVBand="1"/>
+      </w:tblPr>
+      <w:tblGrid>
+        <w:gridCol w:w="9637"/>
+      </w:tblGrid>
+      <w:tr>
+        <w:tc>
+          <w:tcPr>
+            <w:tcW w:type="dxa" w:w="9637"/>
+          </w:tcPr>
+          <w:p>
+            <w:pPr>
+              <w:pStyle w:val="SourceCode"/>
+              <w:spacing w:before="0" w:after="0" w:line="200" w:lineRule="auto"/>
+            </w:pPr>
+            <w:r>
+              <w:t xml:space="preserve">C:\Users\Student&gt; cd %USERPROFILE%\Desktop</w:t>
+            </w:r>
+          </w:p>
+          <w:p>
+            <w:pPr>
+              <w:pStyle w:val="SourceCode"/>
+              <w:spacing w:before="0" w:after="0" w:line="200" w:lineRule="auto"/>
+            </w:pPr>
+            <w:r>
+              <w:t xml:space="preserve">C:\Users\Student\Desktop&gt; md LAB1\src LAB1\docs LAB1\logs</w:t>
+            </w:r>
+          </w:p>
+          <w:p>
+            <w:pPr>
+              <w:pStyle w:val="SourceCode"/>
+              <w:spacing w:before="0" w:after="0" w:line="200" w:lineRule="auto"/>
+            </w:pPr>
+            <w:r>
+              <w:t xml:space="preserve">C:\Users\Student\Desktop&gt; cd LAB1</w:t>
+            </w:r>
+          </w:p>
+          <w:p>
+            <w:pPr>
+              <w:pStyle w:val="SourceCode"/>
+              <w:spacing w:before="0" w:after="0" w:line="200" w:lineRule="auto"/>
+            </w:pPr>
+          </w:p>
+          <w:p>
+            <w:pPr>
+              <w:pStyle w:val="SourceCode"/>
+              <w:spacing w:before="0" w:after="0" w:line="200" w:lineRule="auto"/>
+            </w:pPr>
+            <w:r>
+              <w:t xml:space="preserve">C:\...\LAB1&gt; echo Lab work 1, OS course &gt; docs\readme.txt</w:t>
+            </w:r>
+          </w:p>
+          <w:p>
+            <w:pPr>
+              <w:pStyle w:val="SourceCode"/>
+              <w:spacing w:before="0" w:after="0" w:line="200" w:lineRule="auto"/>
+            </w:pPr>
+            <w:r>
+              <w:t xml:space="preserve">C:\...\LAB1&gt; systeminfo &gt; logs\system.txt</w:t>
+            </w:r>
+          </w:p>
+          <w:p>
+            <w:pPr>
+              <w:pStyle w:val="SourceCode"/>
+              <w:spacing w:before="0" w:after="0" w:line="200" w:lineRule="auto"/>
+            </w:pPr>
+            <w:r>
+              <w:t xml:space="preserve">C:\...\LAB1&gt; attrib +h logs\system.txt</w:t>
+            </w:r>
+          </w:p>
+          <w:p>
+            <w:pPr>
+              <w:pStyle w:val="SourceCode"/>
+              <w:spacing w:before="0" w:after="0" w:line="200" w:lineRule="auto"/>
+            </w:pPr>
+          </w:p>
+          <w:p>
+            <w:pPr>
+              <w:pStyle w:val="SourceCode"/>
+              <w:spacing w:before="0" w:after="0" w:line="200" w:lineRule="auto"/>
+            </w:pPr>
+            <w:r>
+              <w:t xml:space="preserve">C:\...\LAB1&gt; dir</w:t>
+            </w:r>
+          </w:p>
+          <w:p>
+            <w:pPr>
+              <w:pStyle w:val="SourceCode"/>
+              <w:spacing w:before="0" w:after="0" w:line="200" w:lineRule="auto"/>
+            </w:pPr>
+            <w:r>
+              <w:t xml:space="preserve"> &lt;DIR&gt;          docs</w:t>
+            </w:r>
+          </w:p>
+          <w:p>
+            <w:pPr>
+              <w:pStyle w:val="SourceCode"/>
+              <w:spacing w:before="0" w:after="0" w:line="200" w:lineRule="auto"/>
+            </w:pPr>
+            <w:r>
+              <w:t xml:space="preserve"> &lt;DIR&gt;          logs</w:t>
+            </w:r>
+          </w:p>
+          <w:p>
+            <w:pPr>
+              <w:pStyle w:val="SourceCode"/>
+              <w:spacing w:before="0" w:after="0" w:line="200" w:lineRule="auto"/>
+            </w:pPr>
+            <w:r>
+              <w:t xml:space="preserve"> &lt;DIR&gt;          src</w:t>
+            </w:r>
+          </w:p>
+          <w:p>
+            <w:pPr>
+              <w:pStyle w:val="SourceCode"/>
+              <w:spacing w:before="0" w:after="0" w:line="200" w:lineRule="auto"/>
+            </w:pPr>
+          </w:p>
+          <w:p>
+            <w:pPr>
+              <w:pStyle w:val="SourceCode"/>
+              <w:spacing w:before="0" w:after="0" w:line="200" w:lineRule="auto"/>
+            </w:pPr>
+            <w:r>
+              <w:t xml:space="preserve">C:\...\LAB1&gt; dir /a:h /s system.txt</w:t>
+            </w:r>
+          </w:p>
+          <w:p>
+            <w:pPr>
+              <w:pStyle w:val="SourceCode"/>
+              <w:spacing w:before="0" w:after="0" w:line="200" w:lineRule="auto"/>
+            </w:pPr>
+          </w:p>
+          <w:p>
+            <w:pPr>
+              <w:pStyle w:val="SourceCode"/>
+              <w:spacing w:before="0" w:after="0" w:line="200" w:lineRule="auto"/>
+            </w:pPr>
+            <w:r>
+              <w:t xml:space="preserve">C:\...\LAB1&gt; tree /f</w:t>
+            </w:r>
+          </w:p>
+          <w:p>
+            <w:pPr>
+              <w:pStyle w:val="SourceCode"/>
+              <w:spacing w:before="0" w:after="0" w:line="200" w:lineRule="auto"/>
+            </w:pPr>
+            <w:r>
+              <w:t xml:space="preserve">LAB1</w:t>
+            </w:r>
+          </w:p>
+          <w:p>
+            <w:pPr>
+              <w:pStyle w:val="SourceCode"/>
+              <w:spacing w:before="0" w:after="0" w:line="200" w:lineRule="auto"/>
+            </w:pPr>
+            <w:r>
+              <w:t xml:space="preserve">├───docs</w:t>
+            </w:r>
+          </w:p>
+          <w:p>
+            <w:pPr>
+              <w:pStyle w:val="SourceCode"/>
+              <w:spacing w:before="0" w:after="0" w:line="200" w:lineRule="auto"/>
+            </w:pPr>
+            <w:r>
+              <w:t xml:space="preserve">│       readme.txt</w:t>
+            </w:r>
+          </w:p>
+          <w:p>
+            <w:pPr>
+              <w:pStyle w:val="SourceCode"/>
+              <w:spacing w:before="0" w:after="0" w:line="200" w:lineRule="auto"/>
+            </w:pPr>
+            <w:r>
+              <w:t xml:space="preserve">├───logs</w:t>
+            </w:r>
+          </w:p>
+          <w:p>
+            <w:pPr>
+              <w:pStyle w:val="SourceCode"/>
+              <w:spacing w:before="0" w:after="0" w:line="200" w:lineRule="auto"/>
+            </w:pPr>
+            <w:r>
+              <w:t xml:space="preserve">│       system.txt</w:t>
+            </w:r>
+          </w:p>
+          <w:p>
+            <w:pPr>
+              <w:pStyle w:val="SourceCode"/>
+              <w:spacing w:before="0" w:after="0" w:line="200" w:lineRule="auto"/>
+            </w:pPr>
+            <w:r>
+              <w:t xml:space="preserve">└───src</w:t>
+            </w:r>
+          </w:p>
+        </w:tc>
+      </w:tr>
+    </w:tbl>
+    <w:p>
+      <w:pPr>
+        <w:spacing w:before="0" w:after="0" w:line="120" w:lineRule="exact"/>
+        <w:rPr>
+          <w:sz w:val="4"/>
+          <w:szCs w:val="4"/>
+        </w:rPr>
+      </w:pPr>
     </w:p>
     <w:p>
       <w:pPr>
@@ -1968,132 +2115,230 @@
     </w:p>
     <w:p>
       <w:pPr>
-        <w:pStyle w:val="SourceCode"/>
-        <w:spacing w:before="120" w:after="0" w:line="200" w:lineRule="auto"/>
-      </w:pPr>
-      <w:r>
-        <w:t xml:space="preserve">C:\...\LAB1&gt; tasklist | findstr /i "notepad"</w:t>
-      </w:r>
-    </w:p>
-    <w:p>
-      <w:pPr>
-        <w:pStyle w:val="SourceCode"/>
-        <w:spacing w:before="0" w:after="0" w:line="200" w:lineRule="auto"/>
-      </w:pPr>
-      <w:r>
-        <w:t xml:space="preserve">notepad.exe                   8124 Console                    1     14 236 KB</w:t>
-      </w:r>
-    </w:p>
-    <w:p>
-      <w:pPr>
-        <w:pStyle w:val="SourceCode"/>
-        <w:spacing w:before="0" w:after="0" w:line="200" w:lineRule="auto"/>
-      </w:pPr>
-    </w:p>
-    <w:p>
-      <w:pPr>
-        <w:pStyle w:val="SourceCode"/>
-        <w:spacing w:before="0" w:after="0" w:line="200" w:lineRule="auto"/>
-      </w:pPr>
-      <w:r>
-        <w:t xml:space="preserve">C:\...\LAB1&gt; taskkill /pid 8124</w:t>
-      </w:r>
-    </w:p>
-    <w:p>
-      <w:pPr>
-        <w:pStyle w:val="SourceCode"/>
-        <w:spacing w:before="0" w:after="120" w:line="200" w:lineRule="auto"/>
-      </w:pPr>
-      <w:r>
-        <w:t xml:space="preserve">SUCCESS: Sent termination signal to the process with PID 8124.</w:t>
-      </w:r>
-    </w:p>
-    <w:p>
-      <w:pPr>
-        <w:pStyle w:val="SourceCode"/>
-        <w:spacing w:before="120" w:after="0" w:line="200" w:lineRule="auto"/>
-      </w:pPr>
-      <w:r>
-        <w:t xml:space="preserve">PS C:\...\LAB1&gt; Get-Process | Sort-Object WorkingSet -Descending |</w:t>
-      </w:r>
-    </w:p>
-    <w:p>
-      <w:pPr>
-        <w:pStyle w:val="SourceCode"/>
-        <w:spacing w:before="0" w:after="0" w:line="200" w:lineRule="auto"/>
-      </w:pPr>
-      <w:r>
-        <w:t xml:space="preserve">&gt;&gt; Select-Object -First 5 Name, @{N='MB';E={[math]::Round($_.WorkingSet/1MB)}}</w:t>
-      </w:r>
-    </w:p>
-    <w:p>
-      <w:pPr>
-        <w:pStyle w:val="SourceCode"/>
-        <w:spacing w:before="0" w:after="0" w:line="200" w:lineRule="auto"/>
-      </w:pPr>
-    </w:p>
-    <w:p>
-      <w:pPr>
-        <w:pStyle w:val="SourceCode"/>
-        <w:spacing w:before="0" w:after="0" w:line="200" w:lineRule="auto"/>
-      </w:pPr>
-      <w:r>
-        <w:t xml:space="preserve">Name                 MB</w:t>
-      </w:r>
-    </w:p>
-    <w:p>
-      <w:pPr>
-        <w:pStyle w:val="SourceCode"/>
-        <w:spacing w:before="0" w:after="0" w:line="200" w:lineRule="auto"/>
-      </w:pPr>
-      <w:r>
-        <w:t xml:space="preserve">----                 --</w:t>
-      </w:r>
-    </w:p>
-    <w:p>
-      <w:pPr>
-        <w:pStyle w:val="SourceCode"/>
-        <w:spacing w:before="0" w:after="0" w:line="200" w:lineRule="auto"/>
-      </w:pPr>
-      <w:r>
-        <w:t xml:space="preserve">Memory Compression  612</w:t>
-      </w:r>
-    </w:p>
-    <w:p>
-      <w:pPr>
-        <w:pStyle w:val="SourceCode"/>
-        <w:spacing w:before="0" w:after="0" w:line="200" w:lineRule="auto"/>
-      </w:pPr>
-      <w:r>
-        <w:t xml:space="preserve">chrome              488</w:t>
-      </w:r>
-    </w:p>
-    <w:p>
-      <w:pPr>
-        <w:pStyle w:val="SourceCode"/>
-        <w:spacing w:before="0" w:after="0" w:line="200" w:lineRule="auto"/>
-      </w:pPr>
-      <w:r>
-        <w:t xml:space="preserve">Code                351</w:t>
-      </w:r>
-    </w:p>
-    <w:p>
-      <w:pPr>
-        <w:pStyle w:val="SourceCode"/>
-        <w:spacing w:before="0" w:after="0" w:line="200" w:lineRule="auto"/>
-      </w:pPr>
-      <w:r>
-        <w:t xml:space="preserve">explorer            142</w:t>
-      </w:r>
-    </w:p>
-    <w:p>
-      <w:pPr>
-        <w:pStyle w:val="SourceCode"/>
-        <w:spacing w:before="0" w:after="120" w:line="200" w:lineRule="auto"/>
-      </w:pPr>
-      <w:r>
-        <w:t xml:space="preserve">SearchHost           98</w:t>
-      </w:r>
+        <w:spacing w:before="0" w:after="0" w:line="120" w:lineRule="exact"/>
+        <w:rPr>
+          <w:sz w:val="4"/>
+          <w:szCs w:val="4"/>
+        </w:rPr>
+      </w:pPr>
+    </w:p>
+    <w:tbl>
+      <w:tblPr>
+        <w:tblStyle w:val="SourceCodeTable"/>
+        <w:tblW w:type="dxa" w:w="9637"/>
+        <w:tblInd w:w="0" w:type="dxa"/>
+        <w:tblBorders>
+          <w:top w:color="BFBFBF" w:space="0" w:sz="4" w:val="single"/>
+          <w:left w:color="BFBFBF" w:space="0" w:sz="4" w:val="single"/>
+          <w:bottom w:color="BFBFBF" w:space="0" w:sz="4" w:val="single"/>
+          <w:right w:color="BFBFBF" w:space="0" w:sz="4" w:val="single"/>
+        </w:tblBorders>
+        <w:tblLayout w:type="fixed"/>
+        <w:tblCellMar>
+          <w:top w:type="dxa" w:w="113"/>
+          <w:left w:type="dxa" w:w="113"/>
+          <w:bottom w:type="dxa" w:w="113"/>
+          <w:right w:type="dxa" w:w="113"/>
+        </w:tblCellMar>
+        <w:tblLook w:val="0000" w:firstRow="0" w:lastRow="0" w:firstColumn="0" w:lastColumn="0" w:noHBand="1" w:noVBand="1"/>
+      </w:tblPr>
+      <w:tblGrid>
+        <w:gridCol w:w="9637"/>
+      </w:tblGrid>
+      <w:tr>
+        <w:tc>
+          <w:tcPr>
+            <w:tcW w:type="dxa" w:w="9637"/>
+          </w:tcPr>
+          <w:p>
+            <w:pPr>
+              <w:pStyle w:val="SourceCode"/>
+              <w:spacing w:before="0" w:after="0" w:line="200" w:lineRule="auto"/>
+            </w:pPr>
+            <w:r>
+              <w:t xml:space="preserve">C:\...\LAB1&gt; tasklist | findstr /i "notepad"</w:t>
+            </w:r>
+          </w:p>
+          <w:p>
+            <w:pPr>
+              <w:pStyle w:val="SourceCode"/>
+              <w:spacing w:before="0" w:after="0" w:line="200" w:lineRule="auto"/>
+            </w:pPr>
+            <w:r>
+              <w:t xml:space="preserve">notepad.exe                   8124 Console                    1     14 236 KB</w:t>
+            </w:r>
+          </w:p>
+          <w:p>
+            <w:pPr>
+              <w:pStyle w:val="SourceCode"/>
+              <w:spacing w:before="0" w:after="0" w:line="200" w:lineRule="auto"/>
+            </w:pPr>
+          </w:p>
+          <w:p>
+            <w:pPr>
+              <w:pStyle w:val="SourceCode"/>
+              <w:spacing w:before="0" w:after="0" w:line="200" w:lineRule="auto"/>
+            </w:pPr>
+            <w:r>
+              <w:t xml:space="preserve">C:\...\LAB1&gt; taskkill /pid 8124</w:t>
+            </w:r>
+          </w:p>
+          <w:p>
+            <w:pPr>
+              <w:pStyle w:val="SourceCode"/>
+              <w:spacing w:before="0" w:after="0" w:line="200" w:lineRule="auto"/>
+            </w:pPr>
+            <w:r>
+              <w:t xml:space="preserve">SUCCESS: Sent termination signal to the process with PID 8124.</w:t>
+            </w:r>
+          </w:p>
+        </w:tc>
+      </w:tr>
+    </w:tbl>
+    <w:p>
+      <w:pPr>
+        <w:spacing w:before="0" w:after="0" w:line="120" w:lineRule="exact"/>
+        <w:rPr>
+          <w:sz w:val="4"/>
+          <w:szCs w:val="4"/>
+        </w:rPr>
+      </w:pPr>
+    </w:p>
+    <w:p>
+      <w:pPr>
+        <w:spacing w:before="0" w:after="0" w:line="120" w:lineRule="exact"/>
+        <w:rPr>
+          <w:sz w:val="4"/>
+          <w:szCs w:val="4"/>
+        </w:rPr>
+      </w:pPr>
+    </w:p>
+    <w:tbl>
+      <w:tblPr>
+        <w:tblStyle w:val="SourceCodeTable"/>
+        <w:tblW w:type="dxa" w:w="9637"/>
+        <w:tblInd w:w="0" w:type="dxa"/>
+        <w:tblBorders>
+          <w:top w:color="BFBFBF" w:space="0" w:sz="4" w:val="single"/>
+          <w:left w:color="BFBFBF" w:space="0" w:sz="4" w:val="single"/>
+          <w:bottom w:color="BFBFBF" w:space="0" w:sz="4" w:val="single"/>
+          <w:right w:color="BFBFBF" w:space="0" w:sz="4" w:val="single"/>
+        </w:tblBorders>
+        <w:tblLayout w:type="fixed"/>
+        <w:tblCellMar>
+          <w:top w:type="dxa" w:w="113"/>
+          <w:left w:type="dxa" w:w="113"/>
+          <w:bottom w:type="dxa" w:w="113"/>
+          <w:right w:type="dxa" w:w="113"/>
+        </w:tblCellMar>
+        <w:tblLook w:val="0000" w:firstRow="0" w:lastRow="0" w:firstColumn="0" w:lastColumn="0" w:noHBand="1" w:noVBand="1"/>
+      </w:tblPr>
+      <w:tblGrid>
+        <w:gridCol w:w="9637"/>
+      </w:tblGrid>
+      <w:tr>
+        <w:tc>
+          <w:tcPr>
+            <w:tcW w:type="dxa" w:w="9637"/>
+          </w:tcPr>
+          <w:p>
+            <w:pPr>
+              <w:pStyle w:val="SourceCode"/>
+              <w:spacing w:before="0" w:after="0" w:line="200" w:lineRule="auto"/>
+            </w:pPr>
+            <w:r>
+              <w:t xml:space="preserve">PS C:\...\LAB1&gt; Get-Process | Sort-Object WorkingSet -Descending |</w:t>
+            </w:r>
+          </w:p>
+          <w:p>
+            <w:pPr>
+              <w:pStyle w:val="SourceCode"/>
+              <w:spacing w:before="0" w:after="0" w:line="200" w:lineRule="auto"/>
+            </w:pPr>
+            <w:r>
+              <w:t xml:space="preserve">&gt;&gt; Select-Object -First 5 Name, @{N='MB';E={[math]::Round($_.WorkingSet/1MB)}}</w:t>
+            </w:r>
+          </w:p>
+          <w:p>
+            <w:pPr>
+              <w:pStyle w:val="SourceCode"/>
+              <w:spacing w:before="0" w:after="0" w:line="200" w:lineRule="auto"/>
+            </w:pPr>
+          </w:p>
+          <w:p>
+            <w:pPr>
+              <w:pStyle w:val="SourceCode"/>
+              <w:spacing w:before="0" w:after="0" w:line="200" w:lineRule="auto"/>
+            </w:pPr>
+            <w:r>
+              <w:t xml:space="preserve">Name                 MB</w:t>
+            </w:r>
+          </w:p>
+          <w:p>
+            <w:pPr>
+              <w:pStyle w:val="SourceCode"/>
+              <w:spacing w:before="0" w:after="0" w:line="200" w:lineRule="auto"/>
+            </w:pPr>
+            <w:r>
+              <w:t xml:space="preserve">----                 --</w:t>
+            </w:r>
+          </w:p>
+          <w:p>
+            <w:pPr>
+              <w:pStyle w:val="SourceCode"/>
+              <w:spacing w:before="0" w:after="0" w:line="200" w:lineRule="auto"/>
+            </w:pPr>
+            <w:r>
+              <w:t xml:space="preserve">Memory Compression  612</w:t>
+            </w:r>
+          </w:p>
+          <w:p>
+            <w:pPr>
+              <w:pStyle w:val="SourceCode"/>
+              <w:spacing w:before="0" w:after="0" w:line="200" w:lineRule="auto"/>
+            </w:pPr>
+            <w:r>
+              <w:t xml:space="preserve">chrome              488</w:t>
+            </w:r>
+          </w:p>
+          <w:p>
+            <w:pPr>
+              <w:pStyle w:val="SourceCode"/>
+              <w:spacing w:before="0" w:after="0" w:line="200" w:lineRule="auto"/>
+            </w:pPr>
+            <w:r>
+              <w:t xml:space="preserve">Code                351</w:t>
+            </w:r>
+          </w:p>
+          <w:p>
+            <w:pPr>
+              <w:pStyle w:val="SourceCode"/>
+              <w:spacing w:before="0" w:after="0" w:line="200" w:lineRule="auto"/>
+            </w:pPr>
+            <w:r>
+              <w:t xml:space="preserve">explorer            142</w:t>
+            </w:r>
+          </w:p>
+          <w:p>
+            <w:pPr>
+              <w:pStyle w:val="SourceCode"/>
+              <w:spacing w:before="0" w:after="0" w:line="200" w:lineRule="auto"/>
+            </w:pPr>
+            <w:r>
+              <w:t xml:space="preserve">SearchHost           98</w:t>
+            </w:r>
+          </w:p>
+        </w:tc>
+      </w:tr>
+    </w:tbl>
+    <w:p>
+      <w:pPr>
+        <w:spacing w:before="0" w:after="0" w:line="120" w:lineRule="exact"/>
+        <w:rPr>
+          <w:sz w:val="4"/>
+          <w:szCs w:val="4"/>
+        </w:rPr>
+      </w:pPr>
     </w:p>
     <w:p>
       <w:pPr>
@@ -2226,12 +2471,61 @@
     </w:p>
     <w:p>
       <w:pPr>
-        <w:pStyle w:val="SourceCode"/>
-        <w:spacing w:before="120" w:after="120" w:line="200" w:lineRule="auto"/>
-      </w:pPr>
-      <w:r>
-        <w:t xml:space="preserve">C:\...\LAB1&gt; dir C:\Windows /s &gt; logs\allfiles.txt</w:t>
-      </w:r>
+        <w:spacing w:before="0" w:after="0" w:line="120" w:lineRule="exact"/>
+        <w:rPr>
+          <w:sz w:val="4"/>
+          <w:szCs w:val="4"/>
+        </w:rPr>
+      </w:pPr>
+    </w:p>
+    <w:tbl>
+      <w:tblPr>
+        <w:tblStyle w:val="SourceCodeTable"/>
+        <w:tblW w:type="dxa" w:w="9637"/>
+        <w:tblInd w:w="0" w:type="dxa"/>
+        <w:tblBorders>
+          <w:top w:color="BFBFBF" w:space="0" w:sz="4" w:val="single"/>
+          <w:left w:color="BFBFBF" w:space="0" w:sz="4" w:val="single"/>
+          <w:bottom w:color="BFBFBF" w:space="0" w:sz="4" w:val="single"/>
+          <w:right w:color="BFBFBF" w:space="0" w:sz="4" w:val="single"/>
+        </w:tblBorders>
+        <w:tblLayout w:type="fixed"/>
+        <w:tblCellMar>
+          <w:top w:type="dxa" w:w="113"/>
+          <w:left w:type="dxa" w:w="113"/>
+          <w:bottom w:type="dxa" w:w="113"/>
+          <w:right w:type="dxa" w:w="113"/>
+        </w:tblCellMar>
+        <w:tblLook w:val="0000" w:firstRow="0" w:lastRow="0" w:firstColumn="0" w:lastColumn="0" w:noHBand="1" w:noVBand="1"/>
+      </w:tblPr>
+      <w:tblGrid>
+        <w:gridCol w:w="9637"/>
+      </w:tblGrid>
+      <w:tr>
+        <w:tc>
+          <w:tcPr>
+            <w:tcW w:type="dxa" w:w="9637"/>
+          </w:tcPr>
+          <w:p>
+            <w:pPr>
+              <w:pStyle w:val="SourceCode"/>
+              <w:spacing w:before="0" w:after="0" w:line="200" w:lineRule="auto"/>
+            </w:pPr>
+            <w:r>
+              <w:t xml:space="preserve">C:\...\LAB1&gt; dir C:\Windows /s &gt; logs\allfiles.txt</w:t>
+            </w:r>
+          </w:p>
+        </w:tc>
+      </w:tr>
+    </w:tbl>
+    <w:p>
+      <w:pPr>
+        <w:spacing w:before="0" w:after="0" w:line="120" w:lineRule="exact"/>
+        <w:rPr>
+          <w:sz w:val="4"/>
+          <w:szCs w:val="4"/>
+        </w:rPr>
+      </w:pPr>
     </w:p>
     <w:p>
       <w:pPr>
@@ -5541,7 +5835,7 @@
     <w:basedOn w:val="Normal"/>
     <w:qFormat/>
     <w:pPr>
-      <w:spacing w:after="120" w:before="120" w:line="200" w:lineRule="auto"/>
+      <w:spacing w:after="0" w:before="0" w:line="200" w:lineRule="auto"/>
       <w:ind w:hanging="340" w:left="340" w:right="0"/>
       <w:jc w:val="left"/>
     </w:pPr>
@@ -5550,6 +5844,26 @@
       <w:sz w:val="18"/>
       <w:szCs w:val="18"/>
     </w:rPr>
+  </w:style>
+  <w:style w:customStyle="1" w:styleId="SourceCodeTable" w:type="table">
+    <w:name w:val="Source Code Table"/>
+    <w:basedOn w:val="TableNormal"/>
+    <w:qFormat/>
+    <w:tblPr>
+      <w:tblInd w:type="dxa" w:w="0"/>
+      <w:tblBorders>
+        <w:top w:color="BFBFBF" w:space="0" w:sz="4" w:val="single"/>
+        <w:left w:color="BFBFBF" w:space="0" w:sz="4" w:val="single"/>
+        <w:bottom w:color="BFBFBF" w:space="0" w:sz="4" w:val="single"/>
+        <w:right w:color="BFBFBF" w:space="0" w:sz="4" w:val="single"/>
+      </w:tblBorders>
+      <w:tblCellMar>
+        <w:top w:type="dxa" w:w="113"/>
+        <w:left w:type="dxa" w:w="113"/>
+        <w:bottom w:type="dxa" w:w="113"/>
+        <w:right w:type="dxa" w:w="113"/>
+      </w:tblCellMar>
+    </w:tblPr>
   </w:style>
   <w:style w:type="paragraph" w:customStyle="1" w:styleId="TableCaption">
     <w:name w:val="TableCaption"/>

--- a/public/labs/os/kmp-24/ЛР1_ОС_Робота_в_середовищі_ОС_Windows.docx
+++ b/public/labs/os/kmp-24/ЛР1_ОС_Робота_в_середовищі_ОС_Windows.docx
@@ -1439,6 +1439,7 @@
           <w:bottom w:color="BFBFBF" w:space="0" w:sz="4" w:val="single"/>
           <w:right w:color="BFBFBF" w:space="0" w:sz="4" w:val="single"/>
         </w:tblBorders>
+        <w:shd w:color="auto" w:fill="F4F4F4" w:val="clear"/>
         <w:tblLayout w:type="fixed"/>
         <w:tblCellMar>
           <w:top w:type="dxa" w:w="113"/>
@@ -1455,6 +1456,7 @@
         <w:tc>
           <w:tcPr>
             <w:tcW w:type="dxa" w:w="9637"/>
+            <w:shd w:color="auto" w:fill="F4F4F4" w:val="clear"/>
           </w:tcPr>
           <w:p>
             <w:pPr>
@@ -1683,6 +1685,7 @@
           <w:bottom w:color="BFBFBF" w:space="0" w:sz="4" w:val="single"/>
           <w:right w:color="BFBFBF" w:space="0" w:sz="4" w:val="single"/>
         </w:tblBorders>
+        <w:shd w:color="auto" w:fill="F4F4F4" w:val="clear"/>
         <w:tblLayout w:type="fixed"/>
         <w:tblCellMar>
           <w:top w:type="dxa" w:w="113"/>
@@ -1699,6 +1702,7 @@
         <w:tc>
           <w:tcPr>
             <w:tcW w:type="dxa" w:w="9637"/>
+            <w:shd w:color="auto" w:fill="F4F4F4" w:val="clear"/>
           </w:tcPr>
           <w:p>
             <w:pPr>
@@ -1808,6 +1812,7 @@
           <w:bottom w:color="BFBFBF" w:space="0" w:sz="4" w:val="single"/>
           <w:right w:color="BFBFBF" w:space="0" w:sz="4" w:val="single"/>
         </w:tblBorders>
+        <w:shd w:color="auto" w:fill="F4F4F4" w:val="clear"/>
         <w:tblLayout w:type="fixed"/>
         <w:tblCellMar>
           <w:top w:type="dxa" w:w="113"/>
@@ -1824,6 +1829,7 @@
         <w:tc>
           <w:tcPr>
             <w:tcW w:type="dxa" w:w="9637"/>
+            <w:shd w:color="auto" w:fill="F4F4F4" w:val="clear"/>
           </w:tcPr>
           <w:p>
             <w:pPr>
@@ -2133,6 +2139,7 @@
           <w:bottom w:color="BFBFBF" w:space="0" w:sz="4" w:val="single"/>
           <w:right w:color="BFBFBF" w:space="0" w:sz="4" w:val="single"/>
         </w:tblBorders>
+        <w:shd w:color="auto" w:fill="F4F4F4" w:val="clear"/>
         <w:tblLayout w:type="fixed"/>
         <w:tblCellMar>
           <w:top w:type="dxa" w:w="113"/>
@@ -2149,6 +2156,7 @@
         <w:tc>
           <w:tcPr>
             <w:tcW w:type="dxa" w:w="9637"/>
+            <w:shd w:color="auto" w:fill="F4F4F4" w:val="clear"/>
           </w:tcPr>
           <w:p>
             <w:pPr>
@@ -2224,6 +2232,7 @@
           <w:bottom w:color="BFBFBF" w:space="0" w:sz="4" w:val="single"/>
           <w:right w:color="BFBFBF" w:space="0" w:sz="4" w:val="single"/>
         </w:tblBorders>
+        <w:shd w:color="auto" w:fill="F4F4F4" w:val="clear"/>
         <w:tblLayout w:type="fixed"/>
         <w:tblCellMar>
           <w:top w:type="dxa" w:w="113"/>
@@ -2240,6 +2249,7 @@
         <w:tc>
           <w:tcPr>
             <w:tcW w:type="dxa" w:w="9637"/>
+            <w:shd w:color="auto" w:fill="F4F4F4" w:val="clear"/>
           </w:tcPr>
           <w:p>
             <w:pPr>
@@ -2489,6 +2499,7 @@
           <w:bottom w:color="BFBFBF" w:space="0" w:sz="4" w:val="single"/>
           <w:right w:color="BFBFBF" w:space="0" w:sz="4" w:val="single"/>
         </w:tblBorders>
+        <w:shd w:color="auto" w:fill="F4F4F4" w:val="clear"/>
         <w:tblLayout w:type="fixed"/>
         <w:tblCellMar>
           <w:top w:type="dxa" w:w="113"/>
@@ -2505,6 +2516,7 @@
         <w:tc>
           <w:tcPr>
             <w:tcW w:type="dxa" w:w="9637"/>
+            <w:shd w:color="auto" w:fill="F4F4F4" w:val="clear"/>
           </w:tcPr>
           <w:p>
             <w:pPr>
@@ -5857,6 +5869,7 @@
         <w:bottom w:color="BFBFBF" w:space="0" w:sz="4" w:val="single"/>
         <w:right w:color="BFBFBF" w:space="0" w:sz="4" w:val="single"/>
       </w:tblBorders>
+      <w:shd w:color="auto" w:fill="F4F4F4" w:val="clear"/>
       <w:tblCellMar>
         <w:top w:type="dxa" w:w="113"/>
         <w:left w:type="dxa" w:w="113"/>

--- a/public/labs/os/kmp-24/ЛР1_ОС_Робота_в_середовищі_ОС_Windows.docx
+++ b/public/labs/os/kmp-24/ЛР1_ОС_Робота_в_середовищі_ОС_Windows.docx
@@ -1421,104 +1421,162 @@
     </w:p>
     <w:p>
       <w:pPr>
-        <w:pStyle w:val="SourceCode"/>
-      </w:pPr>
-      <w:r>
-        <w:rPr>
-          <w:rStyle w:val="VerbatimChar"/>
-        </w:rPr>
-        <w:t xml:space="preserve">C:\Users\Student&gt; ver</w:t>
-      </w:r>
-      <w:r>
-        <w:br/>
-      </w:r>
-      <w:r>
-        <w:rPr>
-          <w:rStyle w:val="VerbatimChar"/>
-        </w:rPr>
-        <w:t xml:space="preserve">Microsoft Windows [Version 10.0.22631.4460]</w:t>
-      </w:r>
-      <w:r>
-        <w:br/>
-      </w:r>
-      <w:r>
-        <w:br/>
-      </w:r>
-      <w:r>
-        <w:rPr>
-          <w:rStyle w:val="VerbatimChar"/>
-        </w:rPr>
-        <w:t xml:space="preserve">C:\Users\Student&gt; hostname</w:t>
-      </w:r>
-      <w:r>
-        <w:br/>
-      </w:r>
-      <w:r>
-        <w:rPr>
-          <w:rStyle w:val="VerbatimChar"/>
-        </w:rPr>
-        <w:t xml:space="preserve">LAB-PC-14</w:t>
-      </w:r>
-      <w:r>
-        <w:br/>
-      </w:r>
-      <w:r>
-        <w:br/>
-      </w:r>
-      <w:r>
-        <w:rPr>
-          <w:rStyle w:val="VerbatimChar"/>
-        </w:rPr>
-        <w:t xml:space="preserve">C:\Users\Student&gt; whoami</w:t>
-      </w:r>
-      <w:r>
-        <w:br/>
-      </w:r>
-      <w:r>
-        <w:rPr>
-          <w:rStyle w:val="VerbatimChar"/>
-        </w:rPr>
-        <w:t xml:space="preserve">lab-pc-14\student</w:t>
-      </w:r>
-      <w:r>
-        <w:br/>
-      </w:r>
-      <w:r>
-        <w:br/>
-      </w:r>
-      <w:r>
-        <w:rPr>
-          <w:rStyle w:val="VerbatimChar"/>
-        </w:rPr>
-        <w:t xml:space="preserve">C:\Users\Student&gt; systeminfo | findstr /c:"OS Name" /c:"OS Version" /c:"System Type"</w:t>
-      </w:r>
-      <w:r>
-        <w:br/>
-      </w:r>
-      <w:r>
-        <w:rPr>
-          <w:rStyle w:val="VerbatimChar"/>
-        </w:rPr>
-        <w:t xml:space="preserve">OS Name:                   Microsoft Windows 11 Pro</w:t>
-      </w:r>
-      <w:r>
-        <w:br/>
-      </w:r>
-      <w:r>
-        <w:rPr>
-          <w:rStyle w:val="VerbatimChar"/>
-        </w:rPr>
-        <w:t xml:space="preserve">OS Version:                10.0.22631 N/A Build 22631</w:t>
-      </w:r>
-      <w:r>
-        <w:br/>
-      </w:r>
-      <w:r>
-        <w:rPr>
-          <w:rStyle w:val="VerbatimChar"/>
-        </w:rPr>
-        <w:t xml:space="preserve">System Type:               x64-based PC</w:t>
-      </w:r>
+        <w:spacing w:before="0" w:after="0" w:line="120" w:lineRule="exact"/>
+        <w:rPr>
+          <w:sz w:val="4"/>
+          <w:szCs w:val="4"/>
+        </w:rPr>
+      </w:pPr>
+    </w:p>
+    <w:tbl>
+      <w:tblPr>
+        <w:tblStyle w:val="SourceCodeTable"/>
+        <w:tblW w:type="dxa" w:w="9637"/>
+        <w:tblInd w:w="0" w:type="dxa"/>
+        <w:tblBorders>
+          <w:top w:color="BFBFBF" w:space="0" w:sz="4" w:val="single"/>
+          <w:left w:color="BFBFBF" w:space="0" w:sz="4" w:val="single"/>
+          <w:bottom w:color="BFBFBF" w:space="0" w:sz="4" w:val="single"/>
+          <w:right w:color="BFBFBF" w:space="0" w:sz="4" w:val="single"/>
+        </w:tblBorders>
+        <w:shd w:color="auto" w:fill="F4F4F4" w:val="clear"/>
+        <w:tblLayout w:type="fixed"/>
+        <w:tblCellMar>
+          <w:top w:type="dxa" w:w="113"/>
+          <w:left w:type="dxa" w:w="113"/>
+          <w:bottom w:type="dxa" w:w="113"/>
+          <w:right w:type="dxa" w:w="113"/>
+        </w:tblCellMar>
+        <w:tblLook w:val="0000" w:firstRow="0" w:lastRow="0" w:firstColumn="0" w:lastColumn="0" w:noHBand="1" w:noVBand="1"/>
+      </w:tblPr>
+      <w:tblGrid>
+        <w:gridCol w:w="9637"/>
+      </w:tblGrid>
+      <w:tr>
+        <w:tc>
+          <w:tcPr>
+            <w:tcW w:type="dxa" w:w="9637"/>
+            <w:shd w:color="auto" w:fill="F4F4F4" w:val="clear"/>
+          </w:tcPr>
+          <w:p>
+            <w:pPr>
+              <w:pStyle w:val="SourceCode"/>
+              <w:spacing w:before="0" w:after="0" w:line="200" w:lineRule="auto"/>
+            </w:pPr>
+            <w:r>
+              <w:t xml:space="preserve">C:\Users\Student&gt; ver</w:t>
+            </w:r>
+          </w:p>
+          <w:p>
+            <w:pPr>
+              <w:pStyle w:val="SourceCode"/>
+              <w:spacing w:before="0" w:after="0" w:line="200" w:lineRule="auto"/>
+            </w:pPr>
+            <w:r>
+              <w:t xml:space="preserve">Microsoft Windows [Version 10.0.22631.4460]</w:t>
+            </w:r>
+          </w:p>
+          <w:p>
+            <w:pPr>
+              <w:pStyle w:val="SourceCode"/>
+              <w:spacing w:before="0" w:after="0" w:line="200" w:lineRule="auto"/>
+            </w:pPr>
+          </w:p>
+          <w:p>
+            <w:pPr>
+              <w:pStyle w:val="SourceCode"/>
+              <w:spacing w:before="0" w:after="0" w:line="200" w:lineRule="auto"/>
+            </w:pPr>
+            <w:r>
+              <w:t xml:space="preserve">C:\Users\Student&gt; hostname</w:t>
+            </w:r>
+          </w:p>
+          <w:p>
+            <w:pPr>
+              <w:pStyle w:val="SourceCode"/>
+              <w:spacing w:before="0" w:after="0" w:line="200" w:lineRule="auto"/>
+            </w:pPr>
+            <w:r>
+              <w:t xml:space="preserve">LAB-PC-14</w:t>
+            </w:r>
+          </w:p>
+          <w:p>
+            <w:pPr>
+              <w:pStyle w:val="SourceCode"/>
+              <w:spacing w:before="0" w:after="0" w:line="200" w:lineRule="auto"/>
+            </w:pPr>
+          </w:p>
+          <w:p>
+            <w:pPr>
+              <w:pStyle w:val="SourceCode"/>
+              <w:spacing w:before="0" w:after="0" w:line="200" w:lineRule="auto"/>
+            </w:pPr>
+            <w:r>
+              <w:t xml:space="preserve">C:\Users\Student&gt; whoami</w:t>
+            </w:r>
+          </w:p>
+          <w:p>
+            <w:pPr>
+              <w:pStyle w:val="SourceCode"/>
+              <w:spacing w:before="0" w:after="0" w:line="200" w:lineRule="auto"/>
+            </w:pPr>
+            <w:r>
+              <w:t xml:space="preserve">lab-pc-14\student</w:t>
+            </w:r>
+          </w:p>
+          <w:p>
+            <w:pPr>
+              <w:pStyle w:val="SourceCode"/>
+              <w:spacing w:before="0" w:after="0" w:line="200" w:lineRule="auto"/>
+            </w:pPr>
+          </w:p>
+          <w:p>
+            <w:pPr>
+              <w:pStyle w:val="SourceCode"/>
+              <w:spacing w:before="0" w:after="0" w:line="200" w:lineRule="auto"/>
+            </w:pPr>
+            <w:r>
+              <w:t xml:space="preserve">C:\Users\Student&gt; systeminfo | findstr /c:"OS Name" /c:"OS Version" /c:"System Type"</w:t>
+            </w:r>
+          </w:p>
+          <w:p>
+            <w:pPr>
+              <w:pStyle w:val="SourceCode"/>
+              <w:spacing w:before="0" w:after="0" w:line="200" w:lineRule="auto"/>
+            </w:pPr>
+            <w:r>
+              <w:t xml:space="preserve">OS Name:                   Microsoft Windows 11 Pro</w:t>
+            </w:r>
+          </w:p>
+          <w:p>
+            <w:pPr>
+              <w:pStyle w:val="SourceCode"/>
+              <w:spacing w:before="0" w:after="0" w:line="200" w:lineRule="auto"/>
+            </w:pPr>
+            <w:r>
+              <w:t xml:space="preserve">OS Version:                10.0.22631 N/A Build 22631</w:t>
+            </w:r>
+          </w:p>
+          <w:p>
+            <w:pPr>
+              <w:pStyle w:val="SourceCode"/>
+              <w:spacing w:before="0" w:after="0" w:line="200" w:lineRule="auto"/>
+            </w:pPr>
+            <w:r>
+              <w:t xml:space="preserve">System Type:               x64-based PC</w:t>
+            </w:r>
+          </w:p>
+        </w:tc>
+      </w:tr>
+    </w:tbl>
+    <w:p>
+      <w:pPr>
+        <w:spacing w:before="0" w:after="0" w:line="120" w:lineRule="exact"/>
+        <w:rPr>
+          <w:sz w:val="4"/>
+          <w:szCs w:val="4"/>
+        </w:rPr>
+      </w:pPr>
     </w:p>
     <w:p>
       <w:pPr>
@@ -1609,65 +1667,120 @@
     </w:p>
     <w:p>
       <w:pPr>
-        <w:pStyle w:val="SourceCode"/>
-      </w:pPr>
-      <w:r>
-        <w:rPr>
-          <w:rStyle w:val="VerbatimChar"/>
-        </w:rPr>
-        <w:t xml:space="preserve">C:\Users\Student&gt; echo %USERPROFILE%</w:t>
-      </w:r>
-      <w:r>
-        <w:br/>
-      </w:r>
-      <w:r>
-        <w:rPr>
-          <w:rStyle w:val="VerbatimChar"/>
-        </w:rPr>
-        <w:t xml:space="preserve">C:\Users\Student</w:t>
-      </w:r>
-      <w:r>
-        <w:br/>
-      </w:r>
-      <w:r>
-        <w:br/>
-      </w:r>
-      <w:r>
-        <w:rPr>
-          <w:rStyle w:val="VerbatimChar"/>
-        </w:rPr>
-        <w:t xml:space="preserve">C:\Users\Student&gt; echo %SystemRoot%</w:t>
-      </w:r>
-      <w:r>
-        <w:br/>
-      </w:r>
-      <w:r>
-        <w:rPr>
-          <w:rStyle w:val="VerbatimChar"/>
-        </w:rPr>
-        <w:t xml:space="preserve">C:\WINDOWS</w:t>
-      </w:r>
-      <w:r>
-        <w:br/>
-      </w:r>
-      <w:r>
-        <w:br/>
-      </w:r>
-      <w:r>
-        <w:rPr>
-          <w:rStyle w:val="VerbatimChar"/>
-        </w:rPr>
-        <w:t xml:space="preserve">C:\Users\Student&gt; set | find /c "="</w:t>
-      </w:r>
-      <w:r>
-        <w:br/>
-      </w:r>
-      <w:r>
-        <w:rPr>
-          <w:rStyle w:val="VerbatimChar"/>
-        </w:rPr>
-        <w:t xml:space="preserve">58</w:t>
-      </w:r>
+        <w:spacing w:before="0" w:after="0" w:line="120" w:lineRule="exact"/>
+        <w:rPr>
+          <w:sz w:val="4"/>
+          <w:szCs w:val="4"/>
+        </w:rPr>
+      </w:pPr>
+    </w:p>
+    <w:tbl>
+      <w:tblPr>
+        <w:tblStyle w:val="SourceCodeTable"/>
+        <w:tblW w:type="dxa" w:w="9637"/>
+        <w:tblInd w:w="0" w:type="dxa"/>
+        <w:tblBorders>
+          <w:top w:color="BFBFBF" w:space="0" w:sz="4" w:val="single"/>
+          <w:left w:color="BFBFBF" w:space="0" w:sz="4" w:val="single"/>
+          <w:bottom w:color="BFBFBF" w:space="0" w:sz="4" w:val="single"/>
+          <w:right w:color="BFBFBF" w:space="0" w:sz="4" w:val="single"/>
+        </w:tblBorders>
+        <w:shd w:color="auto" w:fill="F4F4F4" w:val="clear"/>
+        <w:tblLayout w:type="fixed"/>
+        <w:tblCellMar>
+          <w:top w:type="dxa" w:w="113"/>
+          <w:left w:type="dxa" w:w="113"/>
+          <w:bottom w:type="dxa" w:w="113"/>
+          <w:right w:type="dxa" w:w="113"/>
+        </w:tblCellMar>
+        <w:tblLook w:val="0000" w:firstRow="0" w:lastRow="0" w:firstColumn="0" w:lastColumn="0" w:noHBand="1" w:noVBand="1"/>
+      </w:tblPr>
+      <w:tblGrid>
+        <w:gridCol w:w="9637"/>
+      </w:tblGrid>
+      <w:tr>
+        <w:tc>
+          <w:tcPr>
+            <w:tcW w:type="dxa" w:w="9637"/>
+            <w:shd w:color="auto" w:fill="F4F4F4" w:val="clear"/>
+          </w:tcPr>
+          <w:p>
+            <w:pPr>
+              <w:pStyle w:val="SourceCode"/>
+              <w:spacing w:before="0" w:after="0" w:line="200" w:lineRule="auto"/>
+            </w:pPr>
+            <w:r>
+              <w:t xml:space="preserve">C:\Users\Student&gt; echo %USERPROFILE%</w:t>
+            </w:r>
+          </w:p>
+          <w:p>
+            <w:pPr>
+              <w:pStyle w:val="SourceCode"/>
+              <w:spacing w:before="0" w:after="0" w:line="200" w:lineRule="auto"/>
+            </w:pPr>
+            <w:r>
+              <w:t xml:space="preserve">C:\Users\Student</w:t>
+            </w:r>
+          </w:p>
+          <w:p>
+            <w:pPr>
+              <w:pStyle w:val="SourceCode"/>
+              <w:spacing w:before="0" w:after="0" w:line="200" w:lineRule="auto"/>
+            </w:pPr>
+          </w:p>
+          <w:p>
+            <w:pPr>
+              <w:pStyle w:val="SourceCode"/>
+              <w:spacing w:before="0" w:after="0" w:line="200" w:lineRule="auto"/>
+            </w:pPr>
+            <w:r>
+              <w:t xml:space="preserve">C:\Users\Student&gt; echo %SystemRoot%</w:t>
+            </w:r>
+          </w:p>
+          <w:p>
+            <w:pPr>
+              <w:pStyle w:val="SourceCode"/>
+              <w:spacing w:before="0" w:after="0" w:line="200" w:lineRule="auto"/>
+            </w:pPr>
+            <w:r>
+              <w:t xml:space="preserve">C:\WINDOWS</w:t>
+            </w:r>
+          </w:p>
+          <w:p>
+            <w:pPr>
+              <w:pStyle w:val="SourceCode"/>
+              <w:spacing w:before="0" w:after="0" w:line="200" w:lineRule="auto"/>
+            </w:pPr>
+          </w:p>
+          <w:p>
+            <w:pPr>
+              <w:pStyle w:val="SourceCode"/>
+              <w:spacing w:before="0" w:after="0" w:line="200" w:lineRule="auto"/>
+            </w:pPr>
+            <w:r>
+              <w:t xml:space="preserve">C:\Users\Student&gt; set | find /c "="</w:t>
+            </w:r>
+          </w:p>
+          <w:p>
+            <w:pPr>
+              <w:pStyle w:val="SourceCode"/>
+              <w:spacing w:before="0" w:after="0" w:line="200" w:lineRule="auto"/>
+            </w:pPr>
+            <w:r>
+              <w:t xml:space="preserve">58</w:t>
+            </w:r>
+          </w:p>
+        </w:tc>
+      </w:tr>
+    </w:tbl>
+    <w:p>
+      <w:pPr>
+        <w:spacing w:before="0" w:after="0" w:line="120" w:lineRule="exact"/>
+        <w:rPr>
+          <w:sz w:val="4"/>
+          <w:szCs w:val="4"/>
+        </w:rPr>
+      </w:pPr>
     </w:p>
     <w:bookmarkEnd w:id="18"/>
     <w:bookmarkStart w:id="19" w:name="крок-3.-файлові-операції"/>
@@ -1681,179 +1794,240 @@
     </w:p>
     <w:p>
       <w:pPr>
-        <w:pStyle w:val="SourceCode"/>
-      </w:pPr>
-      <w:r>
-        <w:rPr>
-          <w:rStyle w:val="VerbatimChar"/>
-        </w:rPr>
-        <w:t xml:space="preserve">C:\Users\Student&gt; cd %USERPROFILE%\Desktop</w:t>
-      </w:r>
-      <w:r>
-        <w:br/>
-      </w:r>
-      <w:r>
-        <w:rPr>
-          <w:rStyle w:val="VerbatimChar"/>
-        </w:rPr>
-        <w:t xml:space="preserve">C:\Users\Student\Desktop&gt; md LAB1\src LAB1\docs LAB1\logs</w:t>
-      </w:r>
-      <w:r>
-        <w:br/>
-      </w:r>
-      <w:r>
-        <w:rPr>
-          <w:rStyle w:val="VerbatimChar"/>
-        </w:rPr>
-        <w:t xml:space="preserve">C:\Users\Student\Desktop&gt; cd LAB1</w:t>
-      </w:r>
-      <w:r>
-        <w:br/>
-      </w:r>
-      <w:r>
-        <w:br/>
-      </w:r>
-      <w:r>
-        <w:rPr>
-          <w:rStyle w:val="VerbatimChar"/>
-        </w:rPr>
-        <w:t xml:space="preserve">C:\...\LAB1&gt; echo Lab work 1, OS course &gt; docs\readme.txt</w:t>
-      </w:r>
-      <w:r>
-        <w:br/>
-      </w:r>
-      <w:r>
-        <w:rPr>
-          <w:rStyle w:val="VerbatimChar"/>
-        </w:rPr>
-        <w:t xml:space="preserve">C:\...\LAB1&gt; systeminfo &gt; logs\system.txt</w:t>
-      </w:r>
-      <w:r>
-        <w:br/>
-      </w:r>
-      <w:r>
-        <w:rPr>
-          <w:rStyle w:val="VerbatimChar"/>
-        </w:rPr>
-        <w:t xml:space="preserve">C:\...\LAB1&gt; attrib +h logs\system.txt</w:t>
-      </w:r>
-      <w:r>
-        <w:br/>
-      </w:r>
-      <w:r>
-        <w:br/>
-      </w:r>
-      <w:r>
-        <w:rPr>
-          <w:rStyle w:val="VerbatimChar"/>
-        </w:rPr>
-        <w:t xml:space="preserve">C:\...\LAB1&gt; dir</w:t>
-      </w:r>
-      <w:r>
-        <w:br/>
-      </w:r>
-      <w:r>
-        <w:rPr>
-          <w:rStyle w:val="VerbatimChar"/>
-        </w:rPr>
-        <w:t xml:space="preserve"> &lt;DIR&gt;          docs</w:t>
-      </w:r>
-      <w:r>
-        <w:br/>
-      </w:r>
-      <w:r>
-        <w:rPr>
-          <w:rStyle w:val="VerbatimChar"/>
-        </w:rPr>
-        <w:t xml:space="preserve"> &lt;DIR&gt;          logs</w:t>
-      </w:r>
-      <w:r>
-        <w:br/>
-      </w:r>
-      <w:r>
-        <w:rPr>
-          <w:rStyle w:val="VerbatimChar"/>
-        </w:rPr>
-        <w:t xml:space="preserve"> &lt;DIR&gt;          src</w:t>
-      </w:r>
-      <w:r>
-        <w:br/>
-      </w:r>
-      <w:r>
-        <w:br/>
-      </w:r>
-      <w:r>
-        <w:rPr>
-          <w:rStyle w:val="VerbatimChar"/>
-        </w:rPr>
-        <w:t xml:space="preserve">C:\...\LAB1&gt; dir /a:h /s system.txt</w:t>
-      </w:r>
-      <w:r>
-        <w:br/>
-      </w:r>
-      <w:r>
-        <w:br/>
-      </w:r>
-      <w:r>
-        <w:rPr>
-          <w:rStyle w:val="VerbatimChar"/>
-        </w:rPr>
-        <w:t xml:space="preserve">C:\...\LAB1&gt; tree /f</w:t>
-      </w:r>
-      <w:r>
-        <w:br/>
-      </w:r>
-      <w:r>
-        <w:rPr>
-          <w:rStyle w:val="VerbatimChar"/>
-        </w:rPr>
-        <w:t xml:space="preserve">LAB1</w:t>
-      </w:r>
-      <w:r>
-        <w:br/>
-      </w:r>
-      <w:r>
-        <w:rPr>
-          <w:rStyle w:val="VerbatimChar"/>
-        </w:rPr>
-        <w:t xml:space="preserve">├───docs</w:t>
-      </w:r>
-      <w:r>
-        <w:br/>
-      </w:r>
-      <w:r>
-        <w:rPr>
-          <w:rStyle w:val="VerbatimChar"/>
-        </w:rPr>
-        <w:t xml:space="preserve">│       readme.txt</w:t>
-      </w:r>
-      <w:r>
-        <w:br/>
-      </w:r>
-      <w:r>
-        <w:rPr>
-          <w:rStyle w:val="VerbatimChar"/>
-        </w:rPr>
-        <w:t xml:space="preserve">├───logs</w:t>
-      </w:r>
-      <w:r>
-        <w:br/>
-      </w:r>
-      <w:r>
-        <w:rPr>
-          <w:rStyle w:val="VerbatimChar"/>
-        </w:rPr>
-        <w:t xml:space="preserve">│       system.txt</w:t>
-      </w:r>
-      <w:r>
-        <w:br/>
-      </w:r>
-      <w:r>
-        <w:rPr>
-          <w:rStyle w:val="VerbatimChar"/>
-        </w:rPr>
-        <w:t xml:space="preserve">└───src</w:t>
-      </w:r>
+        <w:spacing w:before="0" w:after="0" w:line="120" w:lineRule="exact"/>
+        <w:rPr>
+          <w:sz w:val="4"/>
+          <w:szCs w:val="4"/>
+        </w:rPr>
+      </w:pPr>
+    </w:p>
+    <w:tbl>
+      <w:tblPr>
+        <w:tblStyle w:val="SourceCodeTable"/>
+        <w:tblW w:type="dxa" w:w="9637"/>
+        <w:tblInd w:w="0" w:type="dxa"/>
+        <w:tblBorders>
+          <w:top w:color="BFBFBF" w:space="0" w:sz="4" w:val="single"/>
+          <w:left w:color="BFBFBF" w:space="0" w:sz="4" w:val="single"/>
+          <w:bottom w:color="BFBFBF" w:space="0" w:sz="4" w:val="single"/>
+          <w:right w:color="BFBFBF" w:space="0" w:sz="4" w:val="single"/>
+        </w:tblBorders>
+        <w:shd w:color="auto" w:fill="F4F4F4" w:val="clear"/>
+        <w:tblLayout w:type="fixed"/>
+        <w:tblCellMar>
+          <w:top w:type="dxa" w:w="113"/>
+          <w:left w:type="dxa" w:w="113"/>
+          <w:bottom w:type="dxa" w:w="113"/>
+          <w:right w:type="dxa" w:w="113"/>
+        </w:tblCellMar>
+        <w:tblLook w:val="0000" w:firstRow="0" w:lastRow="0" w:firstColumn="0" w:lastColumn="0" w:noHBand="1" w:noVBand="1"/>
+      </w:tblPr>
+      <w:tblGrid>
+        <w:gridCol w:w="9637"/>
+      </w:tblGrid>
+      <w:tr>
+        <w:tc>
+          <w:tcPr>
+            <w:tcW w:type="dxa" w:w="9637"/>
+            <w:shd w:color="auto" w:fill="F4F4F4" w:val="clear"/>
+          </w:tcPr>
+          <w:p>
+            <w:pPr>
+              <w:pStyle w:val="SourceCode"/>
+              <w:spacing w:before="0" w:after="0" w:line="200" w:lineRule="auto"/>
+            </w:pPr>
+            <w:r>
+              <w:t xml:space="preserve">C:\Users\Student&gt; cd %USERPROFILE%\Desktop</w:t>
+            </w:r>
+          </w:p>
+          <w:p>
+            <w:pPr>
+              <w:pStyle w:val="SourceCode"/>
+              <w:spacing w:before="0" w:after="0" w:line="200" w:lineRule="auto"/>
+            </w:pPr>
+            <w:r>
+              <w:t xml:space="preserve">C:\Users\Student\Desktop&gt; md LAB1\src LAB1\docs LAB1\logs</w:t>
+            </w:r>
+          </w:p>
+          <w:p>
+            <w:pPr>
+              <w:pStyle w:val="SourceCode"/>
+              <w:spacing w:before="0" w:after="0" w:line="200" w:lineRule="auto"/>
+            </w:pPr>
+            <w:r>
+              <w:t xml:space="preserve">C:\Users\Student\Desktop&gt; cd LAB1</w:t>
+            </w:r>
+          </w:p>
+          <w:p>
+            <w:pPr>
+              <w:pStyle w:val="SourceCode"/>
+              <w:spacing w:before="0" w:after="0" w:line="200" w:lineRule="auto"/>
+            </w:pPr>
+          </w:p>
+          <w:p>
+            <w:pPr>
+              <w:pStyle w:val="SourceCode"/>
+              <w:spacing w:before="0" w:after="0" w:line="200" w:lineRule="auto"/>
+            </w:pPr>
+            <w:r>
+              <w:t xml:space="preserve">C:\...\LAB1&gt; echo Lab work 1, OS course &gt; docs\readme.txt</w:t>
+            </w:r>
+          </w:p>
+          <w:p>
+            <w:pPr>
+              <w:pStyle w:val="SourceCode"/>
+              <w:spacing w:before="0" w:after="0" w:line="200" w:lineRule="auto"/>
+            </w:pPr>
+            <w:r>
+              <w:t xml:space="preserve">C:\...\LAB1&gt; systeminfo &gt; logs\system.txt</w:t>
+            </w:r>
+          </w:p>
+          <w:p>
+            <w:pPr>
+              <w:pStyle w:val="SourceCode"/>
+              <w:spacing w:before="0" w:after="0" w:line="200" w:lineRule="auto"/>
+            </w:pPr>
+            <w:r>
+              <w:t xml:space="preserve">C:\...\LAB1&gt; attrib +h logs\system.txt</w:t>
+            </w:r>
+          </w:p>
+          <w:p>
+            <w:pPr>
+              <w:pStyle w:val="SourceCode"/>
+              <w:spacing w:before="0" w:after="0" w:line="200" w:lineRule="auto"/>
+            </w:pPr>
+          </w:p>
+          <w:p>
+            <w:pPr>
+              <w:pStyle w:val="SourceCode"/>
+              <w:spacing w:before="0" w:after="0" w:line="200" w:lineRule="auto"/>
+            </w:pPr>
+            <w:r>
+              <w:t xml:space="preserve">C:\...\LAB1&gt; dir</w:t>
+            </w:r>
+          </w:p>
+          <w:p>
+            <w:pPr>
+              <w:pStyle w:val="SourceCode"/>
+              <w:spacing w:before="0" w:after="0" w:line="200" w:lineRule="auto"/>
+            </w:pPr>
+            <w:r>
+              <w:t xml:space="preserve"> &lt;DIR&gt;          docs</w:t>
+            </w:r>
+          </w:p>
+          <w:p>
+            <w:pPr>
+              <w:pStyle w:val="SourceCode"/>
+              <w:spacing w:before="0" w:after="0" w:line="200" w:lineRule="auto"/>
+            </w:pPr>
+            <w:r>
+              <w:t xml:space="preserve"> &lt;DIR&gt;          logs</w:t>
+            </w:r>
+          </w:p>
+          <w:p>
+            <w:pPr>
+              <w:pStyle w:val="SourceCode"/>
+              <w:spacing w:before="0" w:after="0" w:line="200" w:lineRule="auto"/>
+            </w:pPr>
+            <w:r>
+              <w:t xml:space="preserve"> &lt;DIR&gt;          src</w:t>
+            </w:r>
+          </w:p>
+          <w:p>
+            <w:pPr>
+              <w:pStyle w:val="SourceCode"/>
+              <w:spacing w:before="0" w:after="0" w:line="200" w:lineRule="auto"/>
+            </w:pPr>
+          </w:p>
+          <w:p>
+            <w:pPr>
+              <w:pStyle w:val="SourceCode"/>
+              <w:spacing w:before="0" w:after="0" w:line="200" w:lineRule="auto"/>
+            </w:pPr>
+            <w:r>
+              <w:t xml:space="preserve">C:\...\LAB1&gt; dir /a:h /s system.txt</w:t>
+            </w:r>
+          </w:p>
+          <w:p>
+            <w:pPr>
+              <w:pStyle w:val="SourceCode"/>
+              <w:spacing w:before="0" w:after="0" w:line="200" w:lineRule="auto"/>
+            </w:pPr>
+          </w:p>
+          <w:p>
+            <w:pPr>
+              <w:pStyle w:val="SourceCode"/>
+              <w:spacing w:before="0" w:after="0" w:line="200" w:lineRule="auto"/>
+            </w:pPr>
+            <w:r>
+              <w:t xml:space="preserve">C:\...\LAB1&gt; tree /f</w:t>
+            </w:r>
+          </w:p>
+          <w:p>
+            <w:pPr>
+              <w:pStyle w:val="SourceCode"/>
+              <w:spacing w:before="0" w:after="0" w:line="200" w:lineRule="auto"/>
+            </w:pPr>
+            <w:r>
+              <w:t xml:space="preserve">LAB1</w:t>
+            </w:r>
+          </w:p>
+          <w:p>
+            <w:pPr>
+              <w:pStyle w:val="SourceCode"/>
+              <w:spacing w:before="0" w:after="0" w:line="200" w:lineRule="auto"/>
+            </w:pPr>
+            <w:r>
+              <w:t xml:space="preserve">├───docs</w:t>
+            </w:r>
+          </w:p>
+          <w:p>
+            <w:pPr>
+              <w:pStyle w:val="SourceCode"/>
+              <w:spacing w:before="0" w:after="0" w:line="200" w:lineRule="auto"/>
+            </w:pPr>
+            <w:r>
+              <w:t xml:space="preserve">│       readme.txt</w:t>
+            </w:r>
+          </w:p>
+          <w:p>
+            <w:pPr>
+              <w:pStyle w:val="SourceCode"/>
+              <w:spacing w:before="0" w:after="0" w:line="200" w:lineRule="auto"/>
+            </w:pPr>
+            <w:r>
+              <w:t xml:space="preserve">├───logs</w:t>
+            </w:r>
+          </w:p>
+          <w:p>
+            <w:pPr>
+              <w:pStyle w:val="SourceCode"/>
+              <w:spacing w:before="0" w:after="0" w:line="200" w:lineRule="auto"/>
+            </w:pPr>
+            <w:r>
+              <w:t xml:space="preserve">│       system.txt</w:t>
+            </w:r>
+          </w:p>
+          <w:p>
+            <w:pPr>
+              <w:pStyle w:val="SourceCode"/>
+              <w:spacing w:before="0" w:after="0" w:line="200" w:lineRule="auto"/>
+            </w:pPr>
+            <w:r>
+              <w:t xml:space="preserve">└───src</w:t>
+            </w:r>
+          </w:p>
+        </w:tc>
+      </w:tr>
+    </w:tbl>
+    <w:p>
+      <w:pPr>
+        <w:spacing w:before="0" w:after="0" w:line="120" w:lineRule="exact"/>
+        <w:rPr>
+          <w:sz w:val="4"/>
+          <w:szCs w:val="4"/>
+        </w:rPr>
+      </w:pPr>
     </w:p>
     <w:p>
       <w:pPr>
@@ -1947,130 +2121,234 @@
     </w:p>
     <w:p>
       <w:pPr>
-        <w:pStyle w:val="SourceCode"/>
-      </w:pPr>
-      <w:r>
-        <w:rPr>
-          <w:rStyle w:val="VerbatimChar"/>
-        </w:rPr>
-        <w:t xml:space="preserve">C:\...\LAB1&gt; tasklist | findstr /i "notepad"</w:t>
-      </w:r>
-      <w:r>
-        <w:br/>
-      </w:r>
-      <w:r>
-        <w:rPr>
-          <w:rStyle w:val="VerbatimChar"/>
-        </w:rPr>
-        <w:t xml:space="preserve">notepad.exe                   8124 Console                    1     14 236 KB</w:t>
-      </w:r>
-      <w:r>
-        <w:br/>
-      </w:r>
-      <w:r>
-        <w:br/>
-      </w:r>
-      <w:r>
-        <w:rPr>
-          <w:rStyle w:val="VerbatimChar"/>
-        </w:rPr>
-        <w:t xml:space="preserve">C:\...\LAB1&gt; taskkill /pid 8124</w:t>
-      </w:r>
-      <w:r>
-        <w:br/>
-      </w:r>
-      <w:r>
-        <w:rPr>
-          <w:rStyle w:val="VerbatimChar"/>
-        </w:rPr>
-        <w:t xml:space="preserve">SUCCESS: Sent termination signal to the process with PID 8124.</w:t>
-      </w:r>
-    </w:p>
-    <w:p>
-      <w:pPr>
-        <w:pStyle w:val="SourceCode"/>
-      </w:pPr>
-      <w:r>
-        <w:rPr>
-          <w:rStyle w:val="VerbatimChar"/>
-        </w:rPr>
-        <w:t xml:space="preserve">PS C:\...\LAB1&gt; Get-Process | Sort-Object WorkingSet -Descending |</w:t>
-      </w:r>
-      <w:r>
-        <w:br/>
-      </w:r>
-      <w:r>
-        <w:rPr>
-          <w:rStyle w:val="VerbatimChar"/>
-        </w:rPr>
-        <w:t xml:space="preserve">&gt;&gt; Select-Object -First 5 Name, @{N='MB';E={[math]::Round($_.WorkingSet/1MB)}}</w:t>
-      </w:r>
-      <w:r>
-        <w:br/>
-      </w:r>
-      <w:r>
-        <w:br/>
-      </w:r>
-      <w:r>
-        <w:rPr>
-          <w:rStyle w:val="VerbatimChar"/>
-        </w:rPr>
-        <w:t xml:space="preserve">Name                 MB</w:t>
-      </w:r>
-      <w:r>
-        <w:br/>
-      </w:r>
-      <w:r>
-        <w:rPr>
-          <w:rStyle w:val="VerbatimChar"/>
-        </w:rPr>
-        <w:t xml:space="preserve">----                 --</w:t>
-      </w:r>
-      <w:r>
-        <w:br/>
-      </w:r>
-      <w:r>
-        <w:rPr>
-          <w:rStyle w:val="VerbatimChar"/>
-        </w:rPr>
-        <w:t xml:space="preserve">Memory Compression  612</w:t>
-      </w:r>
-      <w:r>
-        <w:br/>
-      </w:r>
-      <w:r>
-        <w:rPr>
-          <w:rStyle w:val="VerbatimChar"/>
-        </w:rPr>
-        <w:t xml:space="preserve">chrome              488</w:t>
-      </w:r>
-      <w:r>
-        <w:br/>
-      </w:r>
-      <w:r>
-        <w:rPr>
-          <w:rStyle w:val="VerbatimChar"/>
-        </w:rPr>
-        <w:t xml:space="preserve">Code                351</w:t>
-      </w:r>
-      <w:r>
-        <w:br/>
-      </w:r>
-      <w:r>
-        <w:rPr>
-          <w:rStyle w:val="VerbatimChar"/>
-        </w:rPr>
-        <w:t xml:space="preserve">explorer            142</w:t>
-      </w:r>
-      <w:r>
-        <w:br/>
-      </w:r>
-      <w:r>
-        <w:rPr>
-          <w:rStyle w:val="VerbatimChar"/>
-        </w:rPr>
-        <w:t xml:space="preserve">SearchHost           98</w:t>
-      </w:r>
+        <w:spacing w:before="0" w:after="0" w:line="120" w:lineRule="exact"/>
+        <w:rPr>
+          <w:sz w:val="4"/>
+          <w:szCs w:val="4"/>
+        </w:rPr>
+      </w:pPr>
+    </w:p>
+    <w:tbl>
+      <w:tblPr>
+        <w:tblStyle w:val="SourceCodeTable"/>
+        <w:tblW w:type="dxa" w:w="9637"/>
+        <w:tblInd w:w="0" w:type="dxa"/>
+        <w:tblBorders>
+          <w:top w:color="BFBFBF" w:space="0" w:sz="4" w:val="single"/>
+          <w:left w:color="BFBFBF" w:space="0" w:sz="4" w:val="single"/>
+          <w:bottom w:color="BFBFBF" w:space="0" w:sz="4" w:val="single"/>
+          <w:right w:color="BFBFBF" w:space="0" w:sz="4" w:val="single"/>
+        </w:tblBorders>
+        <w:shd w:color="auto" w:fill="F4F4F4" w:val="clear"/>
+        <w:tblLayout w:type="fixed"/>
+        <w:tblCellMar>
+          <w:top w:type="dxa" w:w="113"/>
+          <w:left w:type="dxa" w:w="113"/>
+          <w:bottom w:type="dxa" w:w="113"/>
+          <w:right w:type="dxa" w:w="113"/>
+        </w:tblCellMar>
+        <w:tblLook w:val="0000" w:firstRow="0" w:lastRow="0" w:firstColumn="0" w:lastColumn="0" w:noHBand="1" w:noVBand="1"/>
+      </w:tblPr>
+      <w:tblGrid>
+        <w:gridCol w:w="9637"/>
+      </w:tblGrid>
+      <w:tr>
+        <w:tc>
+          <w:tcPr>
+            <w:tcW w:type="dxa" w:w="9637"/>
+            <w:shd w:color="auto" w:fill="F4F4F4" w:val="clear"/>
+          </w:tcPr>
+          <w:p>
+            <w:pPr>
+              <w:pStyle w:val="SourceCode"/>
+              <w:spacing w:before="0" w:after="0" w:line="200" w:lineRule="auto"/>
+            </w:pPr>
+            <w:r>
+              <w:t xml:space="preserve">C:\...\LAB1&gt; tasklist | findstr /i "notepad"</w:t>
+            </w:r>
+          </w:p>
+          <w:p>
+            <w:pPr>
+              <w:pStyle w:val="SourceCode"/>
+              <w:spacing w:before="0" w:after="0" w:line="200" w:lineRule="auto"/>
+            </w:pPr>
+            <w:r>
+              <w:t xml:space="preserve">notepad.exe                   8124 Console                    1     14 236 KB</w:t>
+            </w:r>
+          </w:p>
+          <w:p>
+            <w:pPr>
+              <w:pStyle w:val="SourceCode"/>
+              <w:spacing w:before="0" w:after="0" w:line="200" w:lineRule="auto"/>
+            </w:pPr>
+          </w:p>
+          <w:p>
+            <w:pPr>
+              <w:pStyle w:val="SourceCode"/>
+              <w:spacing w:before="0" w:after="0" w:line="200" w:lineRule="auto"/>
+            </w:pPr>
+            <w:r>
+              <w:t xml:space="preserve">C:\...\LAB1&gt; taskkill /pid 8124</w:t>
+            </w:r>
+          </w:p>
+          <w:p>
+            <w:pPr>
+              <w:pStyle w:val="SourceCode"/>
+              <w:spacing w:before="0" w:after="0" w:line="200" w:lineRule="auto"/>
+            </w:pPr>
+            <w:r>
+              <w:t xml:space="preserve">SUCCESS: Sent termination signal to the process with PID 8124.</w:t>
+            </w:r>
+          </w:p>
+        </w:tc>
+      </w:tr>
+    </w:tbl>
+    <w:p>
+      <w:pPr>
+        <w:spacing w:before="0" w:after="0" w:line="120" w:lineRule="exact"/>
+        <w:rPr>
+          <w:sz w:val="4"/>
+          <w:szCs w:val="4"/>
+        </w:rPr>
+      </w:pPr>
+    </w:p>
+    <w:p>
+      <w:pPr>
+        <w:spacing w:before="0" w:after="0" w:line="120" w:lineRule="exact"/>
+        <w:rPr>
+          <w:sz w:val="4"/>
+          <w:szCs w:val="4"/>
+        </w:rPr>
+      </w:pPr>
+    </w:p>
+    <w:tbl>
+      <w:tblPr>
+        <w:tblStyle w:val="SourceCodeTable"/>
+        <w:tblW w:type="dxa" w:w="9637"/>
+        <w:tblInd w:w="0" w:type="dxa"/>
+        <w:tblBorders>
+          <w:top w:color="BFBFBF" w:space="0" w:sz="4" w:val="single"/>
+          <w:left w:color="BFBFBF" w:space="0" w:sz="4" w:val="single"/>
+          <w:bottom w:color="BFBFBF" w:space="0" w:sz="4" w:val="single"/>
+          <w:right w:color="BFBFBF" w:space="0" w:sz="4" w:val="single"/>
+        </w:tblBorders>
+        <w:shd w:color="auto" w:fill="F4F4F4" w:val="clear"/>
+        <w:tblLayout w:type="fixed"/>
+        <w:tblCellMar>
+          <w:top w:type="dxa" w:w="113"/>
+          <w:left w:type="dxa" w:w="113"/>
+          <w:bottom w:type="dxa" w:w="113"/>
+          <w:right w:type="dxa" w:w="113"/>
+        </w:tblCellMar>
+        <w:tblLook w:val="0000" w:firstRow="0" w:lastRow="0" w:firstColumn="0" w:lastColumn="0" w:noHBand="1" w:noVBand="1"/>
+      </w:tblPr>
+      <w:tblGrid>
+        <w:gridCol w:w="9637"/>
+      </w:tblGrid>
+      <w:tr>
+        <w:tc>
+          <w:tcPr>
+            <w:tcW w:type="dxa" w:w="9637"/>
+            <w:shd w:color="auto" w:fill="F4F4F4" w:val="clear"/>
+          </w:tcPr>
+          <w:p>
+            <w:pPr>
+              <w:pStyle w:val="SourceCode"/>
+              <w:spacing w:before="0" w:after="0" w:line="200" w:lineRule="auto"/>
+            </w:pPr>
+            <w:r>
+              <w:t xml:space="preserve">PS C:\...\LAB1&gt; Get-Process | Sort-Object WorkingSet -Descending |</w:t>
+            </w:r>
+          </w:p>
+          <w:p>
+            <w:pPr>
+              <w:pStyle w:val="SourceCode"/>
+              <w:spacing w:before="0" w:after="0" w:line="200" w:lineRule="auto"/>
+            </w:pPr>
+            <w:r>
+              <w:t xml:space="preserve">&gt;&gt; Select-Object -First 5 Name, @{N='MB';E={[math]::Round($_.WorkingSet/1MB)}}</w:t>
+            </w:r>
+          </w:p>
+          <w:p>
+            <w:pPr>
+              <w:pStyle w:val="SourceCode"/>
+              <w:spacing w:before="0" w:after="0" w:line="200" w:lineRule="auto"/>
+            </w:pPr>
+          </w:p>
+          <w:p>
+            <w:pPr>
+              <w:pStyle w:val="SourceCode"/>
+              <w:spacing w:before="0" w:after="0" w:line="200" w:lineRule="auto"/>
+            </w:pPr>
+            <w:r>
+              <w:t xml:space="preserve">Name                 MB</w:t>
+            </w:r>
+          </w:p>
+          <w:p>
+            <w:pPr>
+              <w:pStyle w:val="SourceCode"/>
+              <w:spacing w:before="0" w:after="0" w:line="200" w:lineRule="auto"/>
+            </w:pPr>
+            <w:r>
+              <w:t xml:space="preserve">----                 --</w:t>
+            </w:r>
+          </w:p>
+          <w:p>
+            <w:pPr>
+              <w:pStyle w:val="SourceCode"/>
+              <w:spacing w:before="0" w:after="0" w:line="200" w:lineRule="auto"/>
+            </w:pPr>
+            <w:r>
+              <w:t xml:space="preserve">Memory Compression  612</w:t>
+            </w:r>
+          </w:p>
+          <w:p>
+            <w:pPr>
+              <w:pStyle w:val="SourceCode"/>
+              <w:spacing w:before="0" w:after="0" w:line="200" w:lineRule="auto"/>
+            </w:pPr>
+            <w:r>
+              <w:t xml:space="preserve">chrome              488</w:t>
+            </w:r>
+          </w:p>
+          <w:p>
+            <w:pPr>
+              <w:pStyle w:val="SourceCode"/>
+              <w:spacing w:before="0" w:after="0" w:line="200" w:lineRule="auto"/>
+            </w:pPr>
+            <w:r>
+              <w:t xml:space="preserve">Code                351</w:t>
+            </w:r>
+          </w:p>
+          <w:p>
+            <w:pPr>
+              <w:pStyle w:val="SourceCode"/>
+              <w:spacing w:before="0" w:after="0" w:line="200" w:lineRule="auto"/>
+            </w:pPr>
+            <w:r>
+              <w:t xml:space="preserve">explorer            142</w:t>
+            </w:r>
+          </w:p>
+          <w:p>
+            <w:pPr>
+              <w:pStyle w:val="SourceCode"/>
+              <w:spacing w:before="0" w:after="0" w:line="200" w:lineRule="auto"/>
+            </w:pPr>
+            <w:r>
+              <w:t xml:space="preserve">SearchHost           98</w:t>
+            </w:r>
+          </w:p>
+        </w:tc>
+      </w:tr>
+    </w:tbl>
+    <w:p>
+      <w:pPr>
+        <w:spacing w:before="0" w:after="0" w:line="120" w:lineRule="exact"/>
+        <w:rPr>
+          <w:sz w:val="4"/>
+          <w:szCs w:val="4"/>
+        </w:rPr>
+      </w:pPr>
     </w:p>
     <w:p>
       <w:pPr>
@@ -2203,14 +2481,63 @@
     </w:p>
     <w:p>
       <w:pPr>
-        <w:pStyle w:val="SourceCode"/>
-      </w:pPr>
-      <w:r>
-        <w:rPr>
-          <w:rStyle w:val="VerbatimChar"/>
-        </w:rPr>
-        <w:t xml:space="preserve">C:\...\LAB1&gt; dir C:\Windows /s &gt; logs\allfiles.txt</w:t>
-      </w:r>
+        <w:spacing w:before="0" w:after="0" w:line="120" w:lineRule="exact"/>
+        <w:rPr>
+          <w:sz w:val="4"/>
+          <w:szCs w:val="4"/>
+        </w:rPr>
+      </w:pPr>
+    </w:p>
+    <w:tbl>
+      <w:tblPr>
+        <w:tblStyle w:val="SourceCodeTable"/>
+        <w:tblW w:type="dxa" w:w="9637"/>
+        <w:tblInd w:w="0" w:type="dxa"/>
+        <w:tblBorders>
+          <w:top w:color="BFBFBF" w:space="0" w:sz="4" w:val="single"/>
+          <w:left w:color="BFBFBF" w:space="0" w:sz="4" w:val="single"/>
+          <w:bottom w:color="BFBFBF" w:space="0" w:sz="4" w:val="single"/>
+          <w:right w:color="BFBFBF" w:space="0" w:sz="4" w:val="single"/>
+        </w:tblBorders>
+        <w:shd w:color="auto" w:fill="F4F4F4" w:val="clear"/>
+        <w:tblLayout w:type="fixed"/>
+        <w:tblCellMar>
+          <w:top w:type="dxa" w:w="113"/>
+          <w:left w:type="dxa" w:w="113"/>
+          <w:bottom w:type="dxa" w:w="113"/>
+          <w:right w:type="dxa" w:w="113"/>
+        </w:tblCellMar>
+        <w:tblLook w:val="0000" w:firstRow="0" w:lastRow="0" w:firstColumn="0" w:lastColumn="0" w:noHBand="1" w:noVBand="1"/>
+      </w:tblPr>
+      <w:tblGrid>
+        <w:gridCol w:w="9637"/>
+      </w:tblGrid>
+      <w:tr>
+        <w:tc>
+          <w:tcPr>
+            <w:tcW w:type="dxa" w:w="9637"/>
+            <w:shd w:color="auto" w:fill="F4F4F4" w:val="clear"/>
+          </w:tcPr>
+          <w:p>
+            <w:pPr>
+              <w:pStyle w:val="SourceCode"/>
+              <w:spacing w:before="0" w:after="0" w:line="200" w:lineRule="auto"/>
+            </w:pPr>
+            <w:r>
+              <w:t xml:space="preserve">C:\...\LAB1&gt; dir C:\Windows /s &gt; logs\allfiles.txt</w:t>
+            </w:r>
+          </w:p>
+        </w:tc>
+      </w:tr>
+    </w:tbl>
+    <w:p>
+      <w:pPr>
+        <w:spacing w:before="0" w:after="0" w:line="120" w:lineRule="exact"/>
+        <w:rPr>
+          <w:sz w:val="4"/>
+          <w:szCs w:val="4"/>
+        </w:rPr>
+      </w:pPr>
     </w:p>
     <w:p>
       <w:pPr>
@@ -5520,15 +5847,8 @@
     <w:basedOn w:val="Normal"/>
     <w:qFormat/>
     <w:pPr>
-      <w:pBdr>
-        <w:top w:color="BFBFBF" w:space="4" w:sz="4" w:val="single"/>
-        <w:left w:color="BFBFBF" w:space="4" w:sz="4" w:val="single"/>
-        <w:bottom w:color="BFBFBF" w:space="4" w:sz="4" w:val="single"/>
-        <w:right w:color="BFBFBF" w:space="4" w:sz="4" w:val="single"/>
-      </w:pBdr>
-      <w:shd w:color="auto" w:fill="F4F4F4" w:val="clear"/>
-      <w:spacing w:after="120" w:before="120" w:line="200" w:lineRule="auto"/>
-      <w:ind w:firstLine="0" w:left="284" w:right="284"/>
+      <w:spacing w:after="0" w:before="0" w:line="200" w:lineRule="auto"/>
+      <w:ind w:hanging="340" w:left="340" w:right="0"/>
       <w:jc w:val="left"/>
     </w:pPr>
     <w:rPr>
@@ -5536,6 +5856,27 @@
       <w:sz w:val="18"/>
       <w:szCs w:val="18"/>
     </w:rPr>
+  </w:style>
+  <w:style w:customStyle="1" w:styleId="SourceCodeTable" w:type="table">
+    <w:name w:val="Source Code Table"/>
+    <w:basedOn w:val="TableNormal"/>
+    <w:qFormat/>
+    <w:tblPr>
+      <w:tblInd w:type="dxa" w:w="0"/>
+      <w:tblBorders>
+        <w:top w:color="BFBFBF" w:space="0" w:sz="4" w:val="single"/>
+        <w:left w:color="BFBFBF" w:space="0" w:sz="4" w:val="single"/>
+        <w:bottom w:color="BFBFBF" w:space="0" w:sz="4" w:val="single"/>
+        <w:right w:color="BFBFBF" w:space="0" w:sz="4" w:val="single"/>
+      </w:tblBorders>
+      <w:shd w:color="auto" w:fill="F4F4F4" w:val="clear"/>
+      <w:tblCellMar>
+        <w:top w:type="dxa" w:w="113"/>
+        <w:left w:type="dxa" w:w="113"/>
+        <w:bottom w:type="dxa" w:w="113"/>
+        <w:right w:type="dxa" w:w="113"/>
+      </w:tblCellMar>
+    </w:tblPr>
   </w:style>
   <w:style w:type="paragraph" w:customStyle="1" w:styleId="TableCaption">
     <w:name w:val="TableCaption"/>

--- a/public/labs/os/kmp-24/ЛР1_ОС_Робота_в_середовищі_ОС_Windows.docx
+++ b/public/labs/os/kmp-24/ЛР1_ОС_Робота_в_середовищі_ОС_Windows.docx
@@ -158,6 +158,14 @@
       </w:r>
       <w:r>
         <w:t xml:space="preserve">драйвери пристроїв виконуються в режимі ядра й мають ті самі привілеї, що й саме ядро. Саме тому помилка драйвера призводить не до аварійного завершення окремої програми, а до зупинки всієї системи (BSOD).</w:t>
+      </w:r>
+    </w:p>
+    <w:p>
+      <w:pPr>
+        <w:pStyle w:val="BodyText"/>
+      </w:pPr>
+      <w:r>
+        <w:t xml:space="preserve">Наймасштабніший приклад стався 19 липня 2024 року. Антивірус CrowdStrike Falcon працює через власний драйвер режиму ядра; помилкове оновлення його даних змусило драйвер звернутися до недійсної адреси пам’яті. За оцінкою Microsoft, приблизно 8,5 мільйона комп’ютерів у світі одночасно показали синій екран — зупинялися аеропорти, лікарні й банки. Та сама помилка у звичайній програмі режиму користувача завершила б лише цю програму.</w:t>
       </w:r>
     </w:p>
     <w:bookmarkEnd w:id="9"/>
@@ -1291,6 +1299,50 @@
       </w:r>
       <w:r>
         <w:t xml:space="preserve">.</w:t>
+      </w:r>
+    </w:p>
+    <w:p>
+      <w:pPr>
+        <w:pStyle w:val="BodyText"/>
+      </w:pPr>
+      <w:r>
+        <w:t xml:space="preserve">Команда</w:t>
+      </w:r>
+      <w:r>
+        <w:t xml:space="preserve"> </w:t>
+      </w:r>
+      <w:r>
+        <w:rPr>
+          <w:rStyle w:val="VerbatimChar"/>
+        </w:rPr>
+        <w:t xml:space="preserve">set ім'я=значення</w:t>
+      </w:r>
+      <w:r>
+        <w:t xml:space="preserve"> </w:t>
+      </w:r>
+      <w:r>
+        <w:t xml:space="preserve">змінює змінну лише в поточному вікні: закрили його — і зміни немає. Щоб зберегти значення назавжди, використовують</w:t>
+      </w:r>
+      <w:r>
+        <w:t xml:space="preserve"> </w:t>
+      </w:r>
+      <w:r>
+        <w:rPr>
+          <w:rStyle w:val="VerbatimChar"/>
+        </w:rPr>
+        <w:t xml:space="preserve">setx ім'я значення</w:t>
+      </w:r>
+      <w:r>
+        <w:t xml:space="preserve">: вона записує змінну в реєстр (</w:t>
+      </w:r>
+      <w:r>
+        <w:rPr>
+          <w:rStyle w:val="VerbatimChar"/>
+        </w:rPr>
+        <w:t xml:space="preserve">HKCU\Environment</w:t>
+      </w:r>
+      <w:r>
+        <w:t xml:space="preserve">), але подіє лише у вікнах, відкритих після цього, — у поточному значення не зміниться.</w:t>
       </w:r>
     </w:p>
     <w:bookmarkEnd w:id="14"/>
@@ -1912,7 +1964,7 @@
               <w:spacing w:before="0" w:after="0" w:line="200" w:lineRule="auto"/>
             </w:pPr>
             <w:r>
-              <w:t xml:space="preserve"> &lt;DIR&gt;          docs</w:t>
+              <w:t xml:space="preserve"> 18.09.2026  10:14    &lt;DIR&gt;          docs</w:t>
             </w:r>
           </w:p>
           <w:p>
@@ -1921,7 +1973,7 @@
               <w:spacing w:before="0" w:after="0" w:line="200" w:lineRule="auto"/>
             </w:pPr>
             <w:r>
-              <w:t xml:space="preserve"> &lt;DIR&gt;          logs</w:t>
+              <w:t xml:space="preserve"> 18.09.2026  10:14    &lt;DIR&gt;          logs</w:t>
             </w:r>
           </w:p>
           <w:p>
@@ -1930,7 +1982,7 @@
               <w:spacing w:before="0" w:after="0" w:line="200" w:lineRule="auto"/>
             </w:pPr>
             <w:r>
-              <w:t xml:space="preserve"> &lt;DIR&gt;          src</w:t>
+              <w:t xml:space="preserve"> 18.09.2026  10:14    &lt;DIR&gt;          src</w:t>
             </w:r>
           </w:p>
           <w:p>
@@ -1945,7 +1997,7 @@
               <w:spacing w:before="0" w:after="0" w:line="200" w:lineRule="auto"/>
             </w:pPr>
             <w:r>
-              <w:t xml:space="preserve">C:\...\LAB1&gt; dir /a:h /s system.txt</w:t>
+              <w:t xml:space="preserve">C:\...\LAB1&gt; dir /a:h /s /b system.txt</w:t>
             </w:r>
           </w:p>
           <w:p>
@@ -1953,15 +2005,15 @@
               <w:pStyle w:val="SourceCode"/>
               <w:spacing w:before="0" w:after="0" w:line="200" w:lineRule="auto"/>
             </w:pPr>
+            <w:r>
+              <w:t xml:space="preserve">C:\Users\Student\Desktop\LAB1\logs\system.txt</w:t>
+            </w:r>
           </w:p>
           <w:p>
             <w:pPr>
               <w:pStyle w:val="SourceCode"/>
               <w:spacing w:before="0" w:after="0" w:line="200" w:lineRule="auto"/>
             </w:pPr>
-            <w:r>
-              <w:t xml:space="preserve">C:\...\LAB1&gt; tree /f</w:t>
-            </w:r>
           </w:p>
           <w:p>
             <w:pPr>
@@ -1969,7 +2021,7 @@
               <w:spacing w:before="0" w:after="0" w:line="200" w:lineRule="auto"/>
             </w:pPr>
             <w:r>
-              <w:t xml:space="preserve">LAB1</w:t>
+              <w:t xml:space="preserve">C:\...\LAB1&gt; tree /f</w:t>
             </w:r>
           </w:p>
           <w:p>
@@ -1978,7 +2030,7 @@
               <w:spacing w:before="0" w:after="0" w:line="200" w:lineRule="auto"/>
             </w:pPr>
             <w:r>
-              <w:t xml:space="preserve">├───docs</w:t>
+              <w:t xml:space="preserve">LAB1</w:t>
             </w:r>
           </w:p>
           <w:p>
@@ -1987,7 +2039,7 @@
               <w:spacing w:before="0" w:after="0" w:line="200" w:lineRule="auto"/>
             </w:pPr>
             <w:r>
-              <w:t xml:space="preserve">│       readme.txt</w:t>
+              <w:t xml:space="preserve">├───docs</w:t>
             </w:r>
           </w:p>
           <w:p>
@@ -1996,7 +2048,7 @@
               <w:spacing w:before="0" w:after="0" w:line="200" w:lineRule="auto"/>
             </w:pPr>
             <w:r>
-              <w:t xml:space="preserve">├───logs</w:t>
+              <w:t xml:space="preserve">│       readme.txt</w:t>
             </w:r>
           </w:p>
           <w:p>
@@ -2005,7 +2057,7 @@
               <w:spacing w:before="0" w:after="0" w:line="200" w:lineRule="auto"/>
             </w:pPr>
             <w:r>
-              <w:t xml:space="preserve">│       system.txt</w:t>
+              <w:t xml:space="preserve">├───logs</w:t>
             </w:r>
           </w:p>
           <w:p>
@@ -2014,6 +2066,15 @@
               <w:spacing w:before="0" w:after="0" w:line="200" w:lineRule="auto"/>
             </w:pPr>
             <w:r>
+              <w:t xml:space="preserve">│       system.txt</w:t>
+            </w:r>
+          </w:p>
+          <w:p>
+            <w:pPr>
+              <w:pStyle w:val="SourceCode"/>
+              <w:spacing w:before="0" w:after="0" w:line="200" w:lineRule="auto"/>
+            </w:pPr>
+            <w:r>
               <w:t xml:space="preserve">└───src</w:t>
             </w:r>
           </w:p>
@@ -2034,7 +2095,22 @@
         <w:pStyle w:val="FirstParagraph"/>
       </w:pPr>
       <w:r>
-        <w:t xml:space="preserve">Каталог</w:t>
+        <w:t xml:space="preserve">Вивід</w:t>
+      </w:r>
+      <w:r>
+        <w:t xml:space="preserve"> </w:t>
+      </w:r>
+      <w:r>
+        <w:rPr>
+          <w:rStyle w:val="VerbatimChar"/>
+        </w:rPr>
+        <w:t xml:space="preserve">dir</w:t>
+      </w:r>
+      <w:r>
+        <w:t xml:space="preserve"> </w:t>
+      </w:r>
+      <w:r>
+        <w:t xml:space="preserve">тут скорочено: без заголовка з назвою тому й підсумкових рядків. Каталог</w:t>
       </w:r>
       <w:r>
         <w:t xml:space="preserve"> </w:t>
@@ -2049,22 +2125,7 @@
         <w:t xml:space="preserve"> </w:t>
       </w:r>
       <w:r>
-        <w:t xml:space="preserve">у звичайному виводі</w:t>
-      </w:r>
-      <w:r>
-        <w:t xml:space="preserve"> </w:t>
-      </w:r>
-      <w:r>
-        <w:rPr>
-          <w:rStyle w:val="VerbatimChar"/>
-        </w:rPr>
-        <w:t xml:space="preserve">dir</w:t>
-      </w:r>
-      <w:r>
-        <w:t xml:space="preserve"> </w:t>
-      </w:r>
-      <w:r>
-        <w:t xml:space="preserve">видно, а файл</w:t>
+        <w:t xml:space="preserve">у звичайному виводі видно, а файл</w:t>
       </w:r>
       <w:r>
         <w:t xml:space="preserve"> </w:t>
@@ -2106,7 +2167,37 @@
         <w:t xml:space="preserve">/a:h</w:t>
       </w:r>
       <w:r>
-        <w:t xml:space="preserve">.</w:t>
+        <w:t xml:space="preserve">; ключ</w:t>
+      </w:r>
+      <w:r>
+        <w:t xml:space="preserve"> </w:t>
+      </w:r>
+      <w:r>
+        <w:rPr>
+          <w:rStyle w:val="VerbatimChar"/>
+        </w:rPr>
+        <w:t xml:space="preserve">/s</w:t>
+      </w:r>
+      <w:r>
+        <w:t xml:space="preserve"> </w:t>
+      </w:r>
+      <w:r>
+        <w:t xml:space="preserve">шукає в підкаталогах, а</w:t>
+      </w:r>
+      <w:r>
+        <w:t xml:space="preserve"> </w:t>
+      </w:r>
+      <w:r>
+        <w:rPr>
+          <w:rStyle w:val="VerbatimChar"/>
+        </w:rPr>
+        <w:t xml:space="preserve">/b</w:t>
+      </w:r>
+      <w:r>
+        <w:t xml:space="preserve"> </w:t>
+      </w:r>
+      <w:r>
+        <w:t xml:space="preserve">лишає тільки шлях.</w:t>
       </w:r>
     </w:p>
     <w:bookmarkEnd w:id="19"/>
@@ -2400,6 +2491,105 @@
         <w:t xml:space="preserve">. Це і є практична різниця між двома оболонками.</w:t>
       </w:r>
     </w:p>
+    <w:p>
+      <w:pPr>
+        <w:pStyle w:val="BodyText"/>
+      </w:pPr>
+      <w:r>
+        <w:rPr>
+          <w:b/>
+          <w:bCs/>
+        </w:rPr>
+        <w:t xml:space="preserve">Не кожна команда — це процес, який ви шукаєте.</w:t>
+      </w:r>
+      <w:r>
+        <w:t xml:space="preserve"> </w:t>
+      </w:r>
+      <w:r>
+        <w:t xml:space="preserve">У Windows 10 і 11 команда</w:t>
+      </w:r>
+      <w:r>
+        <w:t xml:space="preserve"> </w:t>
+      </w:r>
+      <w:r>
+        <w:rPr>
+          <w:rStyle w:val="VerbatimChar"/>
+        </w:rPr>
+        <w:t xml:space="preserve">calc</w:t>
+      </w:r>
+      <w:r>
+        <w:t xml:space="preserve"> </w:t>
+      </w:r>
+      <w:r>
+        <w:t xml:space="preserve">запускає не саму програму, а маленький запускач</w:t>
+      </w:r>
+      <w:r>
+        <w:t xml:space="preserve"> </w:t>
+      </w:r>
+      <w:r>
+        <w:rPr>
+          <w:rStyle w:val="VerbatimChar"/>
+        </w:rPr>
+        <w:t xml:space="preserve">calc.exe</w:t>
+      </w:r>
+      <w:r>
+        <w:t xml:space="preserve">, який одразу відкриває застосунок Калькулятор і завершується. У переліку процесів калькулятор з’явиться під ім’ям</w:t>
+      </w:r>
+      <w:r>
+        <w:t xml:space="preserve"> </w:t>
+      </w:r>
+      <w:r>
+        <w:rPr>
+          <w:rStyle w:val="VerbatimChar"/>
+        </w:rPr>
+        <w:t xml:space="preserve">CalculatorApp.exe</w:t>
+      </w:r>
+      <w:r>
+        <w:t xml:space="preserve"> </w:t>
+      </w:r>
+      <w:r>
+        <w:t xml:space="preserve">(у Windows 10 —</w:t>
+      </w:r>
+      <w:r>
+        <w:t xml:space="preserve"> </w:t>
+      </w:r>
+      <w:r>
+        <w:rPr>
+          <w:rStyle w:val="VerbatimChar"/>
+        </w:rPr>
+        <w:t xml:space="preserve">Calculator.exe</w:t>
+      </w:r>
+      <w:r>
+        <w:t xml:space="preserve">), тож</w:t>
+      </w:r>
+      <w:r>
+        <w:t xml:space="preserve"> </w:t>
+      </w:r>
+      <w:r>
+        <w:rPr>
+          <w:rStyle w:val="VerbatimChar"/>
+        </w:rPr>
+        <w:t xml:space="preserve">tasklist | findstr /i calc</w:t>
+      </w:r>
+      <w:r>
+        <w:t xml:space="preserve"> </w:t>
+      </w:r>
+      <w:r>
+        <w:t xml:space="preserve">знайде саме його, а не</w:t>
+      </w:r>
+      <w:r>
+        <w:t xml:space="preserve"> </w:t>
+      </w:r>
+      <w:r>
+        <w:rPr>
+          <w:rStyle w:val="VerbatimChar"/>
+        </w:rPr>
+        <w:t xml:space="preserve">calc.exe</w:t>
+      </w:r>
+      <w:r>
+        <w:t xml:space="preserve">.</w:t>
+      </w:r>
+    </w:p>
     <w:bookmarkEnd w:id="20"/>
     <w:bookmarkStart w:id="21" w:name="X3b8404bacfc5e7911068e02d33bbc72b265dc4a"/>
     <w:p>
@@ -2825,7 +3015,22 @@
         <w:t xml:space="preserve">Get-Process</w:t>
       </w:r>
       <w:r>
-        <w:t xml:space="preserve">. Знайти процес, зазначений у варіанті, визначити його PID та обсяг зайнятої пам’яті, після чого коректно завершити його.</w:t>
+        <w:t xml:space="preserve">. Знайти процес, зазначений у варіанті, визначити його PID та обсяг зайнятої пам’яті, після чого коректно завершити його. Для калькулятора шукати</w:t>
+      </w:r>
+      <w:r>
+        <w:t xml:space="preserve"> </w:t>
+      </w:r>
+      <w:r>
+        <w:rPr>
+          <w:rStyle w:val="VerbatimChar"/>
+        </w:rPr>
+        <w:t xml:space="preserve">CalculatorApp.exe</w:t>
+      </w:r>
+      <w:r>
+        <w:t xml:space="preserve"> </w:t>
+      </w:r>
+      <w:r>
+        <w:t xml:space="preserve">— див. крок 4 прикладу.</w:t>
       </w:r>
     </w:p>
     <w:p>
@@ -3410,7 +3615,7 @@
               <w:pStyle w:val="Compact"/>
             </w:pPr>
             <w:r>
-              <w:t xml:space="preserve">wordpad.exe</w:t>
+              <w:t xml:space="preserve">charmap.exe</w:t>
             </w:r>
           </w:p>
         </w:tc>
